--- a/mokdong3/2fin/word/MDJ3_L5-L8_ByPart_Core_Blank_A4.docx
+++ b/mokdong3/2fin/word/MDJ3_L5-L8_ByPart_Core_Blank_A4.docx
@@ -9156,7 +9156,11 @@
           </w:p>
           <w:p>
             <w:pPr>
-              <w:spacing w:before="0" w:after="0" w:line="276" w:lineRule="auto"/>
+              <w:tabs>
+                <w:tab w:val="right" w:leader="underscore" w:pos="10300"/>
+                <w:tab w:val="right" w:leader="underscore" w:pos="10300"/>
+              </w:tabs>
+              <w:spacing w:before="0" w:after="0" w:line="384" w:lineRule="auto"/>
               <w:ind w:left="113"/>
             </w:pPr>
             <w:r>
@@ -9175,7 +9179,7 @@
                 <w:color w:val="1F2430"/>
                 <w:sz w:val="19"/>
               </w:rPr>
-              <w:t>________________________________________</w:t>
+              <w:tab/>
             </w:r>
             <w:r>
               <w:rPr>
@@ -9193,7 +9197,7 @@
                 <w:color w:val="1F2430"/>
                 <w:sz w:val="19"/>
               </w:rPr>
-              <w:t>________________________________________</w:t>
+              <w:tab/>
             </w:r>
             <w:r>
               <w:rPr>
@@ -10504,7 +10508,10 @@
     </w:p>
     <w:p>
       <w:pPr>
-        <w:spacing w:before="20" w:after="0" w:line="276" w:lineRule="auto"/>
+        <w:tabs>
+          <w:tab w:val="right" w:leader="underscore" w:pos="10300"/>
+        </w:tabs>
+        <w:spacing w:before="20" w:after="0" w:line="384" w:lineRule="auto"/>
         <w:ind w:left="170"/>
       </w:pPr>
       <w:r>
@@ -10523,7 +10530,7 @@
           <w:color w:val="1F2430"/>
           <w:sz w:val="20"/>
         </w:rPr>
-        <w:t>________________________________________</w:t>
+        <w:tab/>
       </w:r>
       <w:r>
         <w:rPr>
@@ -10537,7 +10544,10 @@
     </w:p>
     <w:p>
       <w:pPr>
-        <w:spacing w:before="20" w:after="0" w:line="276" w:lineRule="auto"/>
+        <w:tabs>
+          <w:tab w:val="right" w:leader="underscore" w:pos="10300"/>
+        </w:tabs>
+        <w:spacing w:before="20" w:after="0" w:line="384" w:lineRule="auto"/>
         <w:ind w:left="170"/>
       </w:pPr>
       <w:r>
@@ -10556,7 +10566,7 @@
           <w:color w:val="1F2430"/>
           <w:sz w:val="20"/>
         </w:rPr>
-        <w:t>________________________________________</w:t>
+        <w:tab/>
       </w:r>
       <w:r>
         <w:rPr>
@@ -12468,7 +12478,10 @@
     </w:p>
     <w:p>
       <w:pPr>
-        <w:spacing w:before="20" w:after="0" w:line="276" w:lineRule="auto"/>
+        <w:tabs>
+          <w:tab w:val="right" w:leader="underscore" w:pos="10300"/>
+        </w:tabs>
+        <w:spacing w:before="20" w:after="0" w:line="384" w:lineRule="auto"/>
         <w:ind w:left="170"/>
       </w:pPr>
       <w:r>
@@ -12487,7 +12500,7 @@
           <w:color w:val="1F2430"/>
           <w:sz w:val="20"/>
         </w:rPr>
-        <w:t>________________________________________</w:t>
+        <w:tab/>
       </w:r>
       <w:r>
         <w:rPr>
@@ -13009,7 +13022,10 @@
     </w:p>
     <w:p>
       <w:pPr>
-        <w:spacing w:before="20" w:after="0" w:line="276" w:lineRule="auto"/>
+        <w:tabs>
+          <w:tab w:val="right" w:leader="underscore" w:pos="10300"/>
+        </w:tabs>
+        <w:spacing w:before="20" w:after="0" w:line="384" w:lineRule="auto"/>
         <w:ind w:left="170"/>
       </w:pPr>
       <w:r>
@@ -13028,7 +13044,7 @@
           <w:color w:val="1F2430"/>
           <w:sz w:val="20"/>
         </w:rPr>
-        <w:t>________________________________________</w:t>
+        <w:tab/>
       </w:r>
       <w:r>
         <w:rPr>
@@ -13308,7 +13324,10 @@
     </w:p>
     <w:p>
       <w:pPr>
-        <w:spacing w:before="20" w:after="0" w:line="276" w:lineRule="auto"/>
+        <w:tabs>
+          <w:tab w:val="right" w:leader="underscore" w:pos="10300"/>
+        </w:tabs>
+        <w:spacing w:before="20" w:after="0" w:line="384" w:lineRule="auto"/>
         <w:ind w:left="170"/>
       </w:pPr>
       <w:r>
@@ -13345,7 +13364,7 @@
           <w:color w:val="1F2430"/>
           <w:sz w:val="20"/>
         </w:rPr>
-        <w:t>________________________________________</w:t>
+        <w:tab/>
       </w:r>
       <w:r>
         <w:rPr>
@@ -13359,7 +13378,10 @@
     </w:p>
     <w:p>
       <w:pPr>
-        <w:spacing w:before="20" w:after="0" w:line="276" w:lineRule="auto"/>
+        <w:tabs>
+          <w:tab w:val="right" w:leader="underscore" w:pos="10300"/>
+        </w:tabs>
+        <w:spacing w:before="20" w:after="0" w:line="384" w:lineRule="auto"/>
         <w:ind w:left="170"/>
       </w:pPr>
       <w:r>
@@ -13396,7 +13418,7 @@
           <w:color w:val="1F2430"/>
           <w:sz w:val="20"/>
         </w:rPr>
-        <w:t>________________________________________</w:t>
+        <w:tab/>
       </w:r>
       <w:r>
         <w:rPr>
@@ -13781,7 +13803,10 @@
     </w:p>
     <w:p>
       <w:pPr>
-        <w:spacing w:before="20" w:after="0" w:line="276" w:lineRule="auto"/>
+        <w:tabs>
+          <w:tab w:val="right" w:leader="underscore" w:pos="10300"/>
+        </w:tabs>
+        <w:spacing w:before="20" w:after="0" w:line="384" w:lineRule="auto"/>
         <w:ind w:left="170"/>
       </w:pPr>
       <w:r>
@@ -13800,7 +13825,9 @@
           <w:color w:val="1F2430"/>
           <w:sz w:val="20"/>
         </w:rPr>
-        <w:t>________________________________________</w:t>
+        <w:tab/>
+        <w:br/>
+        <w:tab/>
       </w:r>
       <w:r>
         <w:rPr>
@@ -13814,7 +13841,10 @@
     </w:p>
     <w:p>
       <w:pPr>
-        <w:spacing w:before="20" w:after="0" w:line="276" w:lineRule="auto"/>
+        <w:tabs>
+          <w:tab w:val="right" w:leader="underscore" w:pos="10300"/>
+        </w:tabs>
+        <w:spacing w:before="20" w:after="0" w:line="384" w:lineRule="auto"/>
         <w:ind w:left="170"/>
       </w:pPr>
       <w:r>
@@ -13833,7 +13863,7 @@
           <w:color w:val="1F2430"/>
           <w:sz w:val="20"/>
         </w:rPr>
-        <w:t>________________________________________</w:t>
+        <w:tab/>
       </w:r>
       <w:r>
         <w:rPr>
@@ -13847,7 +13877,10 @@
     </w:p>
     <w:p>
       <w:pPr>
-        <w:spacing w:before="20" w:after="0" w:line="276" w:lineRule="auto"/>
+        <w:tabs>
+          <w:tab w:val="right" w:leader="underscore" w:pos="10300"/>
+        </w:tabs>
+        <w:spacing w:before="20" w:after="0" w:line="384" w:lineRule="auto"/>
         <w:ind w:left="170"/>
       </w:pPr>
       <w:r>
@@ -13866,7 +13899,7 @@
           <w:color w:val="1F2430"/>
           <w:sz w:val="20"/>
         </w:rPr>
-        <w:t>________________________________________</w:t>
+        <w:tab/>
       </w:r>
       <w:r>
         <w:rPr>

--- a/mokdong3/2fin/word/MDJ3_L5-L8_ByPart_Core_Blank_A4.docx
+++ b/mokdong3/2fin/word/MDJ3_L5-L8_ByPart_Core_Blank_A4.docx
@@ -411,9 +411,8 @@
           <w:b w:val="0"/>
           <w:color w:val="1F2430"/>
           <w:sz w:val="21"/>
-          <w:u w:val="single"/>
-        </w:rPr>
-        <w:t>as important as</w:t>
+        </w:rPr>
+        <w:t xml:space="preserve">as ( </w:t>
       </w:r>
       <w:r>
         <w:rPr>
@@ -422,7 +421,16 @@
           <w:color w:val="1F2430"/>
           <w:sz w:val="21"/>
         </w:rPr>
-        <w:t xml:space="preserve"> the players.</w:t>
+        <w:t>important</w:t>
+      </w:r>
+      <w:r>
+        <w:rPr>
+          <w:rFonts w:ascii="맑은 고딕" w:hAnsi="맑은 고딕" w:eastAsia="맑은 고딕"/>
+          <w:b w:val="0"/>
+          <w:color w:val="1F2430"/>
+          <w:sz w:val="21"/>
+        </w:rPr>
+        <w:t xml:space="preserve"> / importantly ) as the players.</w:t>
       </w:r>
     </w:p>
     <w:p>
@@ -483,9 +491,8 @@
           <w:b w:val="0"/>
           <w:color w:val="1F2430"/>
           <w:sz w:val="21"/>
-          <w:u w:val="single"/>
-        </w:rPr>
-        <w:t>to help other runners manage</w:t>
+        </w:rPr>
+        <w:t xml:space="preserve">to help other runners ( </w:t>
       </w:r>
       <w:r>
         <w:rPr>
@@ -494,7 +501,16 @@
           <w:color w:val="1F2430"/>
           <w:sz w:val="21"/>
         </w:rPr>
-        <w:t xml:space="preserve"> their race better.</w:t>
+        <w:t>manage</w:t>
+      </w:r>
+      <w:r>
+        <w:rPr>
+          <w:rFonts w:ascii="맑은 고딕" w:hAnsi="맑은 고딕" w:eastAsia="맑은 고딕"/>
+          <w:b w:val="0"/>
+          <w:color w:val="1F2430"/>
+          <w:sz w:val="21"/>
+        </w:rPr>
+        <w:t xml:space="preserve"> / managing ) their race better.</w:t>
       </w:r>
     </w:p>
     <w:p>
@@ -677,9 +693,8 @@
           <w:b w:val="0"/>
           <w:color w:val="1F2430"/>
           <w:sz w:val="21"/>
-          <w:u w:val="single"/>
-        </w:rPr>
-        <w:t>Each pacer</w:t>
+        </w:rPr>
+        <w:t xml:space="preserve">Each ( pacers / </w:t>
       </w:r>
       <w:r>
         <w:rPr>
@@ -688,7 +703,16 @@
           <w:color w:val="1F2430"/>
           <w:sz w:val="21"/>
         </w:rPr>
-        <w:t xml:space="preserve"> </w:t>
+        <w:t>pacer</w:t>
+      </w:r>
+      <w:r>
+        <w:rPr>
+          <w:rFonts w:ascii="맑은 고딕" w:hAnsi="맑은 고딕" w:eastAsia="맑은 고딕"/>
+          <w:b w:val="0"/>
+          <w:color w:val="1F2430"/>
+          <w:sz w:val="21"/>
+        </w:rPr>
+        <w:t xml:space="preserve"> ) </w:t>
       </w:r>
       <w:r>
         <w:rPr>
@@ -706,7 +730,15 @@
           <w:b w:val="0"/>
           <w:color w:val="1F2430"/>
           <w:sz w:val="21"/>
-          <w:u w:val="single"/>
+        </w:rPr>
+        <w:t xml:space="preserve">( </w:t>
+      </w:r>
+      <w:r>
+        <w:rPr>
+          <w:rFonts w:ascii="맑은 고딕" w:hAnsi="맑은 고딕" w:eastAsia="맑은 고딕"/>
+          <w:b w:val="0"/>
+          <w:color w:val="1F2430"/>
+          <w:sz w:val="21"/>
         </w:rPr>
         <w:t>runs</w:t>
       </w:r>
@@ -717,7 +749,7 @@
           <w:color w:val="1F2430"/>
           <w:sz w:val="21"/>
         </w:rPr>
-        <w:t xml:space="preserve"> (</w:t>
+        <w:t xml:space="preserve"> / run ) (</w:t>
       </w:r>
       <w:r>
         <w:rPr>
@@ -796,9 +828,8 @@
           <w:b w:val="0"/>
           <w:color w:val="1F2430"/>
           <w:sz w:val="21"/>
-          <w:u w:val="single"/>
-        </w:rPr>
-        <w:t>showing their finish time</w:t>
+        </w:rPr>
+        <w:t xml:space="preserve">( shown / </w:t>
       </w:r>
       <w:r>
         <w:rPr>
@@ -807,7 +838,16 @@
           <w:color w:val="1F2430"/>
           <w:sz w:val="21"/>
         </w:rPr>
-        <w:t>.</w:t>
+        <w:t>showing</w:t>
+      </w:r>
+      <w:r>
+        <w:rPr>
+          <w:rFonts w:ascii="맑은 고딕" w:hAnsi="맑은 고딕" w:eastAsia="맑은 고딕"/>
+          <w:b w:val="0"/>
+          <w:color w:val="1F2430"/>
+          <w:sz w:val="21"/>
+        </w:rPr>
+        <w:t xml:space="preserve"> ) their finish time.</w:t>
       </w:r>
     </w:p>
     <w:p>
@@ -1176,9 +1216,8 @@
           <w:b w:val="0"/>
           <w:color w:val="1F2430"/>
           <w:sz w:val="21"/>
-          <w:u w:val="single"/>
-        </w:rPr>
-        <w:t>to check the car and change the tires</w:t>
+        </w:rPr>
+        <w:t xml:space="preserve">( </w:t>
       </w:r>
       <w:r>
         <w:rPr>
@@ -1187,7 +1226,16 @@
           <w:color w:val="1F2430"/>
           <w:sz w:val="21"/>
         </w:rPr>
-        <w:t>.</w:t>
+        <w:t>to check</w:t>
+      </w:r>
+      <w:r>
+        <w:rPr>
+          <w:rFonts w:ascii="맑은 고딕" w:hAnsi="맑은 고딕" w:eastAsia="맑은 고딕"/>
+          <w:b w:val="0"/>
+          <w:color w:val="1F2430"/>
+          <w:sz w:val="21"/>
+        </w:rPr>
+        <w:t xml:space="preserve"> / checks ) the car and change the tires.</w:t>
       </w:r>
     </w:p>
     <w:p>
@@ -1376,9 +1424,8 @@
           <w:b w:val="0"/>
           <w:color w:val="1F2430"/>
           <w:sz w:val="21"/>
-          <w:u w:val="single"/>
-        </w:rPr>
-        <w:t>as many as</w:t>
+        </w:rPr>
+        <w:t xml:space="preserve">as ( much / </w:t>
       </w:r>
       <w:r>
         <w:rPr>
@@ -1387,7 +1434,16 @@
           <w:color w:val="1F2430"/>
           <w:sz w:val="21"/>
         </w:rPr>
-        <w:t xml:space="preserve"> 20 members on a crew.</w:t>
+        <w:t>many</w:t>
+      </w:r>
+      <w:r>
+        <w:rPr>
+          <w:rFonts w:ascii="맑은 고딕" w:hAnsi="맑은 고딕" w:eastAsia="맑은 고딕"/>
+          <w:b w:val="0"/>
+          <w:color w:val="1F2430"/>
+          <w:sz w:val="21"/>
+        </w:rPr>
+        <w:t xml:space="preserve"> ) as 20 members on a crew.</w:t>
       </w:r>
     </w:p>
     <w:p>
@@ -1579,9 +1635,8 @@
           <w:b w:val="0"/>
           <w:color w:val="1F2430"/>
           <w:sz w:val="21"/>
-          <w:u w:val="single"/>
-        </w:rPr>
-        <w:t>, which</w:t>
+        </w:rPr>
+        <w:t xml:space="preserve">, ( that / </w:t>
       </w:r>
       <w:r>
         <w:rPr>
@@ -1590,7 +1645,34 @@
           <w:color w:val="1F2430"/>
           <w:sz w:val="21"/>
         </w:rPr>
-        <w:t xml:space="preserve"> lives in the eastern part of Nepal.</w:t>
+        <w:t>which</w:t>
+      </w:r>
+      <w:r>
+        <w:rPr>
+          <w:rFonts w:ascii="맑은 고딕" w:hAnsi="맑은 고딕" w:eastAsia="맑은 고딕"/>
+          <w:b w:val="0"/>
+          <w:color w:val="1F2430"/>
+          <w:sz w:val="21"/>
+        </w:rPr>
+        <w:t xml:space="preserve"> ) ( </w:t>
+      </w:r>
+      <w:r>
+        <w:rPr>
+          <w:rFonts w:ascii="맑은 고딕" w:hAnsi="맑은 고딕" w:eastAsia="맑은 고딕"/>
+          <w:b w:val="0"/>
+          <w:color w:val="1F2430"/>
+          <w:sz w:val="21"/>
+        </w:rPr>
+        <w:t>lives</w:t>
+      </w:r>
+      <w:r>
+        <w:rPr>
+          <w:rFonts w:ascii="맑은 고딕" w:hAnsi="맑은 고딕" w:eastAsia="맑은 고딕"/>
+          <w:b w:val="0"/>
+          <w:color w:val="1F2430"/>
+          <w:sz w:val="21"/>
+        </w:rPr>
+        <w:t xml:space="preserve"> / live ) in the eastern part of Nepal.</w:t>
       </w:r>
     </w:p>
     <w:p>
@@ -1615,7 +1697,7 @@
           <w:color w:val="1F2430"/>
           <w:sz w:val="21"/>
         </w:rPr>
-        <w:t xml:space="preserve">They also have </w:t>
+        <w:t xml:space="preserve">They also have little difficulty ( </w:t>
       </w:r>
       <w:r>
         <w:rPr>
@@ -1623,9 +1705,8 @@
           <w:b w:val="0"/>
           <w:color w:val="1F2430"/>
           <w:sz w:val="21"/>
-          <w:u w:val="single"/>
-        </w:rPr>
-        <w:t>little difficulty breathing</w:t>
+        </w:rPr>
+        <w:t>breathing</w:t>
       </w:r>
       <w:r>
         <w:rPr>
@@ -1634,7 +1715,7 @@
           <w:color w:val="1F2430"/>
           <w:sz w:val="21"/>
         </w:rPr>
-        <w:t xml:space="preserve"> high up in the mountains.</w:t>
+        <w:t xml:space="preserve"> / to breathe ) high up in the mountains.</w:t>
       </w:r>
     </w:p>
     <w:p>
@@ -1903,9 +1984,8 @@
           <w:b w:val="0"/>
           <w:color w:val="1F2430"/>
           <w:sz w:val="21"/>
-          <w:u w:val="single"/>
-        </w:rPr>
-        <w:t>been surprised by</w:t>
+        </w:rPr>
+        <w:t xml:space="preserve">been ( </w:t>
       </w:r>
       <w:r>
         <w:rPr>
@@ -1914,7 +1994,34 @@
           <w:color w:val="1F2430"/>
           <w:sz w:val="21"/>
         </w:rPr>
-        <w:t xml:space="preserve"> the books that the store recommended for you?</w:t>
+        <w:t>surprised</w:t>
+      </w:r>
+      <w:r>
+        <w:rPr>
+          <w:rFonts w:ascii="맑은 고딕" w:hAnsi="맑은 고딕" w:eastAsia="맑은 고딕"/>
+          <w:b w:val="0"/>
+          <w:color w:val="1F2430"/>
+          <w:sz w:val="21"/>
+        </w:rPr>
+        <w:t xml:space="preserve"> / surprising ) by the books that the store recommended ( to / </w:t>
+      </w:r>
+      <w:r>
+        <w:rPr>
+          <w:rFonts w:ascii="맑은 고딕" w:hAnsi="맑은 고딕" w:eastAsia="맑은 고딕"/>
+          <w:b w:val="0"/>
+          <w:color w:val="1F2430"/>
+          <w:sz w:val="21"/>
+        </w:rPr>
+        <w:t>for</w:t>
+      </w:r>
+      <w:r>
+        <w:rPr>
+          <w:rFonts w:ascii="맑은 고딕" w:hAnsi="맑은 고딕" w:eastAsia="맑은 고딕"/>
+          <w:b w:val="0"/>
+          <w:color w:val="1F2430"/>
+          <w:sz w:val="21"/>
+        </w:rPr>
+        <w:t xml:space="preserve"> ) you?</w:t>
       </w:r>
     </w:p>
     <w:p>
@@ -1959,7 +2066,43 @@
           <w:color w:val="1F2430"/>
           <w:sz w:val="21"/>
         </w:rPr>
-        <w:t xml:space="preserve"> information and communication technology develops, the amount of data we have is getting much greater than before.</w:t>
+        <w:t xml:space="preserve"> information and communication technology develops, the amount of data we have ( </w:t>
+      </w:r>
+      <w:r>
+        <w:rPr>
+          <w:rFonts w:ascii="맑은 고딕" w:hAnsi="맑은 고딕" w:eastAsia="맑은 고딕"/>
+          <w:b w:val="0"/>
+          <w:color w:val="1F2430"/>
+          <w:sz w:val="21"/>
+        </w:rPr>
+        <w:t>is</w:t>
+      </w:r>
+      <w:r>
+        <w:rPr>
+          <w:rFonts w:ascii="맑은 고딕" w:hAnsi="맑은 고딕" w:eastAsia="맑은 고딕"/>
+          <w:b w:val="0"/>
+          <w:color w:val="1F2430"/>
+          <w:sz w:val="21"/>
+        </w:rPr>
+        <w:t xml:space="preserve"> / are ) getting ( very / </w:t>
+      </w:r>
+      <w:r>
+        <w:rPr>
+          <w:rFonts w:ascii="맑은 고딕" w:hAnsi="맑은 고딕" w:eastAsia="맑은 고딕"/>
+          <w:b w:val="0"/>
+          <w:color w:val="1F2430"/>
+          <w:sz w:val="21"/>
+        </w:rPr>
+        <w:t>much</w:t>
+      </w:r>
+      <w:r>
+        <w:rPr>
+          <w:rFonts w:ascii="맑은 고딕" w:hAnsi="맑은 고딕" w:eastAsia="맑은 고딕"/>
+          <w:b w:val="0"/>
+          <w:color w:val="1F2430"/>
+          <w:sz w:val="21"/>
+        </w:rPr>
+        <w:t xml:space="preserve"> ) greater than before.</w:t>
       </w:r>
     </w:p>
     <w:p>
@@ -2013,7 +2156,25 @@
           <w:color w:val="1F2430"/>
           <w:sz w:val="21"/>
         </w:rPr>
-        <w:t xml:space="preserve"> leaves a trace.</w:t>
+        <w:t xml:space="preserve"> ( leave / </w:t>
+      </w:r>
+      <w:r>
+        <w:rPr>
+          <w:rFonts w:ascii="맑은 고딕" w:hAnsi="맑은 고딕" w:eastAsia="맑은 고딕"/>
+          <w:b w:val="0"/>
+          <w:color w:val="1F2430"/>
+          <w:sz w:val="21"/>
+        </w:rPr>
+        <w:t>leaves</w:t>
+      </w:r>
+      <w:r>
+        <w:rPr>
+          <w:rFonts w:ascii="맑은 고딕" w:hAnsi="맑은 고딕" w:eastAsia="맑은 고딕"/>
+          <w:b w:val="0"/>
+          <w:color w:val="1F2430"/>
+          <w:sz w:val="21"/>
+        </w:rPr>
+        <w:t xml:space="preserve"> ) a trace.</w:t>
       </w:r>
     </w:p>
     <w:p>
@@ -2047,9 +2208,8 @@
           <w:b w:val="0"/>
           <w:color w:val="1F2430"/>
           <w:sz w:val="21"/>
-          <w:u w:val="single"/>
-        </w:rPr>
-        <w:t>Using various methods</w:t>
+        </w:rPr>
+        <w:t xml:space="preserve">( </w:t>
       </w:r>
       <w:r>
         <w:rPr>
@@ -2058,7 +2218,34 @@
           <w:color w:val="1F2430"/>
           <w:sz w:val="21"/>
         </w:rPr>
-        <w:t>, experts analyze big data and draw meaningful results from it.</w:t>
+        <w:t>Using</w:t>
+      </w:r>
+      <w:r>
+        <w:rPr>
+          <w:rFonts w:ascii="맑은 고딕" w:hAnsi="맑은 고딕" w:eastAsia="맑은 고딕"/>
+          <w:b w:val="0"/>
+          <w:color w:val="1F2430"/>
+          <w:sz w:val="21"/>
+        </w:rPr>
+        <w:t xml:space="preserve"> / Used ) various methods, experts analyze big data and draw ( meaningfully / </w:t>
+      </w:r>
+      <w:r>
+        <w:rPr>
+          <w:rFonts w:ascii="맑은 고딕" w:hAnsi="맑은 고딕" w:eastAsia="맑은 고딕"/>
+          <w:b w:val="0"/>
+          <w:color w:val="1F2430"/>
+          <w:sz w:val="21"/>
+        </w:rPr>
+        <w:t>meaningful</w:t>
+      </w:r>
+      <w:r>
+        <w:rPr>
+          <w:rFonts w:ascii="맑은 고딕" w:hAnsi="맑은 고딕" w:eastAsia="맑은 고딕"/>
+          <w:b w:val="0"/>
+          <w:color w:val="1F2430"/>
+          <w:sz w:val="21"/>
+        </w:rPr>
+        <w:t xml:space="preserve"> ) results from it.</w:t>
       </w:r>
     </w:p>
     <w:p>
@@ -2250,9 +2437,8 @@
           <w:b w:val="0"/>
           <w:color w:val="1F2430"/>
           <w:sz w:val="21"/>
-          <w:u w:val="single"/>
-        </w:rPr>
-        <w:t>helps companies understand</w:t>
+        </w:rPr>
+        <w:t xml:space="preserve">helps companies ( understanding / </w:t>
       </w:r>
       <w:r>
         <w:rPr>
@@ -2261,7 +2447,16 @@
           <w:color w:val="1F2430"/>
           <w:sz w:val="21"/>
         </w:rPr>
-        <w:t xml:space="preserve"> their customers' needs better and helps them sell more products.</w:t>
+        <w:t>understand</w:t>
+      </w:r>
+      <w:r>
+        <w:rPr>
+          <w:rFonts w:ascii="맑은 고딕" w:hAnsi="맑은 고딕" w:eastAsia="맑은 고딕"/>
+          <w:b w:val="0"/>
+          <w:color w:val="1F2430"/>
+          <w:sz w:val="21"/>
+        </w:rPr>
+        <w:t xml:space="preserve"> ) their customers' needs better and helps them sell more products.</w:t>
       </w:r>
     </w:p>
     <w:p>
@@ -2286,7 +2481,25 @@
           <w:color w:val="1F2430"/>
           <w:sz w:val="21"/>
         </w:rPr>
-        <w:t xml:space="preserve">Disease Forecast — Did you know that health professionals can now forecast a disease just </w:t>
+        <w:t xml:space="preserve">Disease Forecast — Did you know that health professionals can now </w:t>
+      </w:r>
+      <w:r>
+        <w:rPr>
+          <w:rFonts w:ascii="맑은 고딕" w:hAnsi="맑은 고딕" w:eastAsia="맑은 고딕"/>
+          <w:b w:val="0"/>
+          <w:color w:val="1F2430"/>
+          <w:sz w:val="21"/>
+        </w:rPr>
+        <w:t>____________</w:t>
+      </w:r>
+      <w:r>
+        <w:rPr>
+          <w:rFonts w:ascii="맑은 고딕" w:hAnsi="맑은 고딕" w:eastAsia="맑은 고딕"/>
+          <w:b w:val="0"/>
+          <w:color w:val="1F2430"/>
+          <w:sz w:val="21"/>
+        </w:rPr>
+        <w:t xml:space="preserve"> a disease just </w:t>
       </w:r>
       <w:r>
         <w:rPr>
@@ -2304,7 +2517,15 @@
           <w:b w:val="0"/>
           <w:color w:val="1F2430"/>
           <w:sz w:val="21"/>
-          <w:u w:val="single"/>
+        </w:rPr>
+        <w:t xml:space="preserve">( </w:t>
+      </w:r>
+      <w:r>
+        <w:rPr>
+          <w:rFonts w:ascii="맑은 고딕" w:hAnsi="맑은 고딕" w:eastAsia="맑은 고딕"/>
+          <w:b w:val="0"/>
+          <w:color w:val="1F2430"/>
+          <w:sz w:val="21"/>
         </w:rPr>
         <w:t>as</w:t>
       </w:r>
@@ -2315,7 +2536,7 @@
           <w:color w:val="1F2430"/>
           <w:sz w:val="21"/>
         </w:rPr>
-        <w:t xml:space="preserve"> weather experts forecast the weather?</w:t>
+        <w:t xml:space="preserve"> / like ) weather experts forecast the weather?</w:t>
       </w:r>
     </w:p>
     <w:p>
@@ -2340,7 +2561,25 @@
           <w:color w:val="1F2430"/>
           <w:sz w:val="21"/>
         </w:rPr>
-        <w:t xml:space="preserve">Well, big data is improving the performance of players, </w:t>
+        <w:t xml:space="preserve">Well, big data is improving the </w:t>
+      </w:r>
+      <w:r>
+        <w:rPr>
+          <w:rFonts w:ascii="맑은 고딕" w:hAnsi="맑은 고딕" w:eastAsia="맑은 고딕"/>
+          <w:b w:val="0"/>
+          <w:color w:val="1F2430"/>
+          <w:sz w:val="21"/>
+        </w:rPr>
+        <w:t>_________________</w:t>
+      </w:r>
+      <w:r>
+        <w:rPr>
+          <w:rFonts w:ascii="맑은 고딕" w:hAnsi="맑은 고딕" w:eastAsia="맑은 고딕"/>
+          <w:b w:val="0"/>
+          <w:color w:val="1F2430"/>
+          <w:sz w:val="21"/>
+        </w:rPr>
+        <w:t xml:space="preserve"> of players, </w:t>
       </w:r>
       <w:r>
         <w:rPr>
@@ -2358,9 +2597,8 @@
           <w:b w:val="0"/>
           <w:color w:val="1F2430"/>
           <w:sz w:val="21"/>
-          <w:u w:val="single"/>
-        </w:rPr>
-        <w:t>making sports more exciting</w:t>
+        </w:rPr>
+        <w:t xml:space="preserve">( made / </w:t>
       </w:r>
       <w:r>
         <w:rPr>
@@ -2369,7 +2607,16 @@
           <w:color w:val="1F2430"/>
           <w:sz w:val="21"/>
         </w:rPr>
-        <w:t>.</w:t>
+        <w:t>making</w:t>
+      </w:r>
+      <w:r>
+        <w:rPr>
+          <w:rFonts w:ascii="맑은 고딕" w:hAnsi="맑은 고딕" w:eastAsia="맑은 고딕"/>
+          <w:b w:val="0"/>
+          <w:color w:val="1F2430"/>
+          <w:sz w:val="21"/>
+        </w:rPr>
+        <w:t xml:space="preserve"> ) sports more exciting.</w:t>
       </w:r>
     </w:p>
     <w:p>
@@ -2585,9 +2832,8 @@
           <w:b w:val="0"/>
           <w:color w:val="1F2430"/>
           <w:sz w:val="21"/>
-          <w:u w:val="single"/>
-        </w:rPr>
-        <w:t>by collecting and analyzing</w:t>
+        </w:rPr>
+        <w:t xml:space="preserve">by collecting and ( analyze / </w:t>
       </w:r>
       <w:r>
         <w:rPr>
@@ -2596,7 +2842,34 @@
           <w:color w:val="1F2430"/>
           <w:sz w:val="21"/>
         </w:rPr>
-        <w:t xml:space="preserve"> a huge amount of data on players.</w:t>
+        <w:t>analyzing</w:t>
+      </w:r>
+      <w:r>
+        <w:rPr>
+          <w:rFonts w:ascii="맑은 고딕" w:hAnsi="맑은 고딕" w:eastAsia="맑은 고딕"/>
+          <w:b w:val="0"/>
+          <w:color w:val="1F2430"/>
+          <w:sz w:val="21"/>
+        </w:rPr>
+        <w:t xml:space="preserve"> ) a huge ( </w:t>
+      </w:r>
+      <w:r>
+        <w:rPr>
+          <w:rFonts w:ascii="맑은 고딕" w:hAnsi="맑은 고딕" w:eastAsia="맑은 고딕"/>
+          <w:b w:val="0"/>
+          <w:color w:val="1F2430"/>
+          <w:sz w:val="21"/>
+        </w:rPr>
+        <w:t>amount</w:t>
+      </w:r>
+      <w:r>
+        <w:rPr>
+          <w:rFonts w:ascii="맑은 고딕" w:hAnsi="맑은 고딕" w:eastAsia="맑은 고딕"/>
+          <w:b w:val="0"/>
+          <w:color w:val="1F2430"/>
+          <w:sz w:val="21"/>
+        </w:rPr>
+        <w:t xml:space="preserve"> / number ) of data on players.</w:t>
       </w:r>
     </w:p>
     <w:p>
@@ -2650,7 +2923,7 @@
           <w:color w:val="1F2430"/>
           <w:sz w:val="21"/>
         </w:rPr>
-        <w:t xml:space="preserve"> and </w:t>
+        <w:t xml:space="preserve"> and how long ( did he have / </w:t>
       </w:r>
       <w:r>
         <w:rPr>
@@ -2658,9 +2931,8 @@
           <w:b w:val="0"/>
           <w:color w:val="1F2430"/>
           <w:sz w:val="21"/>
-          <w:u w:val="single"/>
-        </w:rPr>
-        <w:t>how long he had the ball</w:t>
+        </w:rPr>
+        <w:t>he had</w:t>
       </w:r>
       <w:r>
         <w:rPr>
@@ -2669,7 +2941,7 @@
           <w:color w:val="1F2430"/>
           <w:sz w:val="21"/>
         </w:rPr>
-        <w:t>.</w:t>
+        <w:t xml:space="preserve"> ) the ball.</w:t>
       </w:r>
     </w:p>
     <w:p>
@@ -2712,9 +2984,8 @@
           <w:b w:val="0"/>
           <w:color w:val="1F2430"/>
           <w:sz w:val="21"/>
-          <w:u w:val="single"/>
-        </w:rPr>
-        <w:t>when and where crime is</w:t>
+        </w:rPr>
+        <w:t xml:space="preserve">when and where ( </w:t>
       </w:r>
       <w:r>
         <w:rPr>
@@ -2723,7 +2994,34 @@
           <w:color w:val="1F2430"/>
           <w:sz w:val="21"/>
         </w:rPr>
-        <w:t xml:space="preserve"> most likely to happen.</w:t>
+        <w:t>crime is</w:t>
+      </w:r>
+      <w:r>
+        <w:rPr>
+          <w:rFonts w:ascii="맑은 고딕" w:hAnsi="맑은 고딕" w:eastAsia="맑은 고딕"/>
+          <w:b w:val="0"/>
+          <w:color w:val="1F2430"/>
+          <w:sz w:val="21"/>
+        </w:rPr>
+        <w:t xml:space="preserve"> / is crime ) most </w:t>
+      </w:r>
+      <w:r>
+        <w:rPr>
+          <w:rFonts w:ascii="맑은 고딕" w:hAnsi="맑은 고딕" w:eastAsia="맑은 고딕"/>
+          <w:b w:val="0"/>
+          <w:color w:val="1F2430"/>
+          <w:sz w:val="21"/>
+        </w:rPr>
+        <w:t>_________</w:t>
+      </w:r>
+      <w:r>
+        <w:rPr>
+          <w:rFonts w:ascii="맑은 고딕" w:hAnsi="맑은 고딕" w:eastAsia="맑은 고딕"/>
+          <w:b w:val="0"/>
+          <w:color w:val="1F2430"/>
+          <w:sz w:val="21"/>
+        </w:rPr>
+        <w:t xml:space="preserve"> to happen.</w:t>
       </w:r>
     </w:p>
     <w:p>
@@ -2766,9 +3064,8 @@
           <w:b w:val="0"/>
           <w:color w:val="1F2430"/>
           <w:sz w:val="21"/>
-          <w:u w:val="single"/>
-        </w:rPr>
-        <w:t>focusing on the areas and the times this map predicts</w:t>
+        </w:rPr>
+        <w:t xml:space="preserve">( focus / </w:t>
       </w:r>
       <w:r>
         <w:rPr>
@@ -2777,7 +3074,34 @@
           <w:color w:val="1F2430"/>
           <w:sz w:val="21"/>
         </w:rPr>
-        <w:t>.</w:t>
+        <w:t>focusing</w:t>
+      </w:r>
+      <w:r>
+        <w:rPr>
+          <w:rFonts w:ascii="맑은 고딕" w:hAnsi="맑은 고딕" w:eastAsia="맑은 고딕"/>
+          <w:b w:val="0"/>
+          <w:color w:val="1F2430"/>
+          <w:sz w:val="21"/>
+        </w:rPr>
+        <w:t xml:space="preserve"> ) on the areas and the times this map ( </w:t>
+      </w:r>
+      <w:r>
+        <w:rPr>
+          <w:rFonts w:ascii="맑은 고딕" w:hAnsi="맑은 고딕" w:eastAsia="맑은 고딕"/>
+          <w:b w:val="0"/>
+          <w:color w:val="1F2430"/>
+          <w:sz w:val="21"/>
+        </w:rPr>
+        <w:t>predicts</w:t>
+      </w:r>
+      <w:r>
+        <w:rPr>
+          <w:rFonts w:ascii="맑은 고딕" w:hAnsi="맑은 고딕" w:eastAsia="맑은 고딕"/>
+          <w:b w:val="0"/>
+          <w:color w:val="1F2430"/>
+          <w:sz w:val="21"/>
+        </w:rPr>
+        <w:t xml:space="preserve"> / predict ).</w:t>
       </w:r>
     </w:p>
     <w:p>
@@ -2970,7 +3294,7 @@
           <w:color w:val="1F2430"/>
           <w:sz w:val="21"/>
         </w:rPr>
-        <w:t xml:space="preserve"> </w:t>
+        <w:t xml:space="preserve"> ( that / </w:t>
       </w:r>
       <w:r>
         <w:rPr>
@@ -2978,7 +3302,6 @@
           <w:b w:val="0"/>
           <w:color w:val="1F2430"/>
           <w:sz w:val="21"/>
-          <w:u w:val="single"/>
         </w:rPr>
         <w:t>which</w:t>
       </w:r>
@@ -2989,7 +3312,7 @@
           <w:color w:val="1F2430"/>
           <w:sz w:val="21"/>
         </w:rPr>
-        <w:t xml:space="preserve"> </w:t>
+        <w:t xml:space="preserve"> ) </w:t>
       </w:r>
       <w:r>
         <w:rPr>
@@ -3007,9 +3330,8 @@
           <w:b w:val="0"/>
           <w:color w:val="1F2430"/>
           <w:sz w:val="21"/>
-          <w:u w:val="single"/>
-        </w:rPr>
-        <w:t>doesn't just analyze data, but creates</w:t>
+        </w:rPr>
+        <w:t xml:space="preserve">doesn't just analyze data, but ( </w:t>
       </w:r>
       <w:r>
         <w:rPr>
@@ -3018,7 +3340,16 @@
           <w:color w:val="1F2430"/>
           <w:sz w:val="21"/>
         </w:rPr>
-        <w:t xml:space="preserve"> entirely new things.</w:t>
+        <w:t>creates</w:t>
+      </w:r>
+      <w:r>
+        <w:rPr>
+          <w:rFonts w:ascii="맑은 고딕" w:hAnsi="맑은 고딕" w:eastAsia="맑은 고딕"/>
+          <w:b w:val="0"/>
+          <w:color w:val="1F2430"/>
+          <w:sz w:val="21"/>
+        </w:rPr>
+        <w:t xml:space="preserve"> / create ) entirely new things.</w:t>
       </w:r>
     </w:p>
     <w:p>
@@ -3043,7 +3374,25 @@
           <w:color w:val="1F2430"/>
           <w:sz w:val="21"/>
         </w:rPr>
-        <w:t xml:space="preserve">If big data is like a massive library, AI is </w:t>
+        <w:t xml:space="preserve">If big data is like a </w:t>
+      </w:r>
+      <w:r>
+        <w:rPr>
+          <w:rFonts w:ascii="맑은 고딕" w:hAnsi="맑은 고딕" w:eastAsia="맑은 고딕"/>
+          <w:b w:val="0"/>
+          <w:color w:val="1F2430"/>
+          <w:sz w:val="21"/>
+        </w:rPr>
+        <w:t>___________</w:t>
+      </w:r>
+      <w:r>
+        <w:rPr>
+          <w:rFonts w:ascii="맑은 고딕" w:hAnsi="맑은 고딕" w:eastAsia="맑은 고딕"/>
+          <w:b w:val="0"/>
+          <w:color w:val="1F2430"/>
+          <w:sz w:val="21"/>
+        </w:rPr>
+        <w:t xml:space="preserve"> library, AI is </w:t>
       </w:r>
       <w:r>
         <w:rPr>
@@ -3061,9 +3410,8 @@
           <w:b w:val="0"/>
           <w:color w:val="1F2430"/>
           <w:sz w:val="21"/>
-          <w:u w:val="single"/>
-        </w:rPr>
-        <w:t>the brilliant writer who has read</w:t>
+        </w:rPr>
+        <w:t xml:space="preserve">the brilliant writer ( which / </w:t>
       </w:r>
       <w:r>
         <w:rPr>
@@ -3072,7 +3420,16 @@
           <w:color w:val="1F2430"/>
           <w:sz w:val="21"/>
         </w:rPr>
-        <w:t xml:space="preserve"> every single book in it.</w:t>
+        <w:t>who</w:t>
+      </w:r>
+      <w:r>
+        <w:rPr>
+          <w:rFonts w:ascii="맑은 고딕" w:hAnsi="맑은 고딕" w:eastAsia="맑은 고딕"/>
+          <w:b w:val="0"/>
+          <w:color w:val="1F2430"/>
+          <w:sz w:val="21"/>
+        </w:rPr>
+        <w:t xml:space="preserve"> ) has read every single book in it.</w:t>
       </w:r>
     </w:p>
     <w:p>
@@ -3115,7 +3472,15 @@
           <w:b w:val="0"/>
           <w:color w:val="1F2430"/>
           <w:sz w:val="21"/>
-          <w:u w:val="single"/>
+        </w:rPr>
+        <w:t xml:space="preserve">( </w:t>
+      </w:r>
+      <w:r>
+        <w:rPr>
+          <w:rFonts w:ascii="맑은 고딕" w:hAnsi="맑은 고딕" w:eastAsia="맑은 고딕"/>
+          <w:b w:val="0"/>
+          <w:color w:val="1F2430"/>
+          <w:sz w:val="21"/>
         </w:rPr>
         <w:t>to ask</w:t>
       </w:r>
@@ -3126,7 +3491,25 @@
           <w:color w:val="1F2430"/>
           <w:sz w:val="21"/>
         </w:rPr>
-        <w:t xml:space="preserve"> the right questions and think critically about </w:t>
+        <w:t xml:space="preserve"> / asking ) the right questions and think ( critical / </w:t>
+      </w:r>
+      <w:r>
+        <w:rPr>
+          <w:rFonts w:ascii="맑은 고딕" w:hAnsi="맑은 고딕" w:eastAsia="맑은 고딕"/>
+          <w:b w:val="0"/>
+          <w:color w:val="1F2430"/>
+          <w:sz w:val="21"/>
+        </w:rPr>
+        <w:t>critically</w:t>
+      </w:r>
+      <w:r>
+        <w:rPr>
+          <w:rFonts w:ascii="맑은 고딕" w:hAnsi="맑은 고딕" w:eastAsia="맑은 고딕"/>
+          <w:b w:val="0"/>
+          <w:color w:val="1F2430"/>
+          <w:sz w:val="21"/>
+        </w:rPr>
+        <w:t xml:space="preserve"> ) about </w:t>
       </w:r>
       <w:r>
         <w:rPr>
@@ -3506,9 +3889,8 @@
           <w:b w:val="0"/>
           <w:color w:val="1F2430"/>
           <w:sz w:val="21"/>
-          <w:u w:val="single"/>
-        </w:rPr>
-        <w:t>One of eight Chinese characters appears</w:t>
+        </w:rPr>
+        <w:t xml:space="preserve">One of eight Chinese ( character / </w:t>
       </w:r>
       <w:r>
         <w:rPr>
@@ -3517,7 +3899,34 @@
           <w:color w:val="1F2430"/>
           <w:sz w:val="21"/>
         </w:rPr>
-        <w:t xml:space="preserve"> in Munjado.</w:t>
+        <w:t>characters</w:t>
+      </w:r>
+      <w:r>
+        <w:rPr>
+          <w:rFonts w:ascii="맑은 고딕" w:hAnsi="맑은 고딕" w:eastAsia="맑은 고딕"/>
+          <w:b w:val="0"/>
+          <w:color w:val="1F2430"/>
+          <w:sz w:val="21"/>
+        </w:rPr>
+        <w:t xml:space="preserve"> ) ( </w:t>
+      </w:r>
+      <w:r>
+        <w:rPr>
+          <w:rFonts w:ascii="맑은 고딕" w:hAnsi="맑은 고딕" w:eastAsia="맑은 고딕"/>
+          <w:b w:val="0"/>
+          <w:color w:val="1F2430"/>
+          <w:sz w:val="21"/>
+        </w:rPr>
+        <w:t>appears</w:t>
+      </w:r>
+      <w:r>
+        <w:rPr>
+          <w:rFonts w:ascii="맑은 고딕" w:hAnsi="맑은 고딕" w:eastAsia="맑은 고딕"/>
+          <w:b w:val="0"/>
+          <w:color w:val="1F2430"/>
+          <w:sz w:val="21"/>
+        </w:rPr>
+        <w:t xml:space="preserve"> / appear ) in Munjado.</w:t>
       </w:r>
     </w:p>
     <w:p>
@@ -3740,7 +4149,25 @@
           <w:color w:val="1F2430"/>
           <w:sz w:val="21"/>
         </w:rPr>
-        <w:t>For example, carp in the paintings of hyo symbolize respect for parents because of an old story.</w:t>
+        <w:t xml:space="preserve">For example, carp in the paintings of hyo symbolize respect for parents ( because / </w:t>
+      </w:r>
+      <w:r>
+        <w:rPr>
+          <w:rFonts w:ascii="맑은 고딕" w:hAnsi="맑은 고딕" w:eastAsia="맑은 고딕"/>
+          <w:b w:val="0"/>
+          <w:color w:val="1F2430"/>
+          <w:sz w:val="21"/>
+        </w:rPr>
+        <w:t>because of</w:t>
+      </w:r>
+      <w:r>
+        <w:rPr>
+          <w:rFonts w:ascii="맑은 고딕" w:hAnsi="맑은 고딕" w:eastAsia="맑은 고딕"/>
+          <w:b w:val="0"/>
+          <w:color w:val="1F2430"/>
+          <w:sz w:val="21"/>
+        </w:rPr>
+        <w:t xml:space="preserve"> ) an old story.</w:t>
       </w:r>
     </w:p>
     <w:p>
@@ -3783,9 +4210,8 @@
           <w:b w:val="0"/>
           <w:color w:val="1F2430"/>
           <w:sz w:val="21"/>
-          <w:u w:val="single"/>
-        </w:rPr>
-        <w:t>It would be wonderful if I could eat</w:t>
+        </w:rPr>
+        <w:t xml:space="preserve">It would be wonderful if I ( can / </w:t>
       </w:r>
       <w:r>
         <w:rPr>
@@ -3794,7 +4220,16 @@
           <w:color w:val="1F2430"/>
           <w:sz w:val="21"/>
         </w:rPr>
-        <w:t xml:space="preserve"> fresh fish."</w:t>
+        <w:t>could</w:t>
+      </w:r>
+      <w:r>
+        <w:rPr>
+          <w:rFonts w:ascii="맑은 고딕" w:hAnsi="맑은 고딕" w:eastAsia="맑은 고딕"/>
+          <w:b w:val="0"/>
+          <w:color w:val="1F2430"/>
+          <w:sz w:val="21"/>
+        </w:rPr>
+        <w:t xml:space="preserve"> ) eat fresh fish."</w:t>
       </w:r>
     </w:p>
     <w:p>
@@ -3828,9 +4263,8 @@
           <w:b w:val="0"/>
           <w:color w:val="1F2430"/>
           <w:sz w:val="21"/>
-          <w:u w:val="single"/>
-        </w:rPr>
-        <w:t>It was impossible for him to catch</w:t>
+        </w:rPr>
+        <w:t xml:space="preserve">It was impossible ( </w:t>
       </w:r>
       <w:r>
         <w:rPr>
@@ -3839,7 +4273,34 @@
           <w:color w:val="1F2430"/>
           <w:sz w:val="21"/>
         </w:rPr>
-        <w:t xml:space="preserve"> any fish.</w:t>
+        <w:t>for</w:t>
+      </w:r>
+      <w:r>
+        <w:rPr>
+          <w:rFonts w:ascii="맑은 고딕" w:hAnsi="맑은 고딕" w:eastAsia="맑은 고딕"/>
+          <w:b w:val="0"/>
+          <w:color w:val="1F2430"/>
+          <w:sz w:val="21"/>
+        </w:rPr>
+        <w:t xml:space="preserve"> / of ) him ( catching / </w:t>
+      </w:r>
+      <w:r>
+        <w:rPr>
+          <w:rFonts w:ascii="맑은 고딕" w:hAnsi="맑은 고딕" w:eastAsia="맑은 고딕"/>
+          <w:b w:val="0"/>
+          <w:color w:val="1F2430"/>
+          <w:sz w:val="21"/>
+        </w:rPr>
+        <w:t>to catch</w:t>
+      </w:r>
+      <w:r>
+        <w:rPr>
+          <w:rFonts w:ascii="맑은 고딕" w:hAnsi="맑은 고딕" w:eastAsia="맑은 고딕"/>
+          <w:b w:val="0"/>
+          <w:color w:val="1F2430"/>
+          <w:sz w:val="21"/>
+        </w:rPr>
+        <w:t xml:space="preserve"> ) any fish.</w:t>
       </w:r>
     </w:p>
     <w:p>
@@ -3882,9 +4343,8 @@
           <w:b w:val="0"/>
           <w:color w:val="1F2430"/>
           <w:sz w:val="21"/>
-          <w:u w:val="single"/>
-        </w:rPr>
-        <w:t>so disappointed that</w:t>
+        </w:rPr>
+        <w:t xml:space="preserve">( </w:t>
       </w:r>
       <w:r>
         <w:rPr>
@@ -3893,7 +4353,34 @@
           <w:color w:val="1F2430"/>
           <w:sz w:val="21"/>
         </w:rPr>
-        <w:t xml:space="preserve"> he cried out to the sky, "What should I do? Please help me."</w:t>
+        <w:t>so</w:t>
+      </w:r>
+      <w:r>
+        <w:rPr>
+          <w:rFonts w:ascii="맑은 고딕" w:hAnsi="맑은 고딕" w:eastAsia="맑은 고딕"/>
+          <w:b w:val="0"/>
+          <w:color w:val="1F2430"/>
+          <w:sz w:val="21"/>
+        </w:rPr>
+        <w:t xml:space="preserve"> / such ) ( disappointing / </w:t>
+      </w:r>
+      <w:r>
+        <w:rPr>
+          <w:rFonts w:ascii="맑은 고딕" w:hAnsi="맑은 고딕" w:eastAsia="맑은 고딕"/>
+          <w:b w:val="0"/>
+          <w:color w:val="1F2430"/>
+          <w:sz w:val="21"/>
+        </w:rPr>
+        <w:t>disappointed</w:t>
+      </w:r>
+      <w:r>
+        <w:rPr>
+          <w:rFonts w:ascii="맑은 고딕" w:hAnsi="맑은 고딕" w:eastAsia="맑은 고딕"/>
+          <w:b w:val="0"/>
+          <w:color w:val="1F2430"/>
+          <w:sz w:val="21"/>
+        </w:rPr>
+        <w:t xml:space="preserve"> ) that he cried out to the sky, "What should I do? Please help me."</w:t>
       </w:r>
     </w:p>
     <w:p>
@@ -4233,9 +4720,8 @@
           <w:b w:val="0"/>
           <w:color w:val="1F2430"/>
           <w:sz w:val="21"/>
-          <w:u w:val="single"/>
-        </w:rPr>
-        <w:t>stays green</w:t>
+        </w:rPr>
+        <w:t xml:space="preserve">stays ( </w:t>
       </w:r>
       <w:r>
         <w:rPr>
@@ -4244,7 +4730,16 @@
           <w:color w:val="1F2430"/>
           <w:sz w:val="21"/>
         </w:rPr>
-        <w:t xml:space="preserve"> in all kinds of weather.</w:t>
+        <w:t>green</w:t>
+      </w:r>
+      <w:r>
+        <w:rPr>
+          <w:rFonts w:ascii="맑은 고딕" w:hAnsi="맑은 고딕" w:eastAsia="맑은 고딕"/>
+          <w:b w:val="0"/>
+          <w:color w:val="1F2430"/>
+          <w:sz w:val="21"/>
+        </w:rPr>
+        <w:t xml:space="preserve"> / greenly ) in all kinds of weather.</w:t>
       </w:r>
     </w:p>
     <w:p>
@@ -4287,9 +4782,8 @@
           <w:b w:val="0"/>
           <w:color w:val="1F2430"/>
           <w:sz w:val="21"/>
-          <w:u w:val="single"/>
-        </w:rPr>
-        <w:t>came to symbolize</w:t>
+        </w:rPr>
+        <w:t xml:space="preserve">came to ( symbolizing / </w:t>
       </w:r>
       <w:r>
         <w:rPr>
@@ -4298,7 +4792,34 @@
           <w:color w:val="1F2430"/>
           <w:sz w:val="21"/>
         </w:rPr>
-        <w:t xml:space="preserve"> loyalty to the king.</w:t>
+        <w:t>symbolize</w:t>
+      </w:r>
+      <w:r>
+        <w:rPr>
+          <w:rFonts w:ascii="맑은 고딕" w:hAnsi="맑은 고딕" w:eastAsia="맑은 고딕"/>
+          <w:b w:val="0"/>
+          <w:color w:val="1F2430"/>
+          <w:sz w:val="21"/>
+        </w:rPr>
+        <w:t xml:space="preserve"> ) </w:t>
+      </w:r>
+      <w:r>
+        <w:rPr>
+          <w:rFonts w:ascii="맑은 고딕" w:hAnsi="맑은 고딕" w:eastAsia="맑은 고딕"/>
+          <w:b w:val="0"/>
+          <w:color w:val="1F2430"/>
+          <w:sz w:val="21"/>
+        </w:rPr>
+        <w:t>___________</w:t>
+      </w:r>
+      <w:r>
+        <w:rPr>
+          <w:rFonts w:ascii="맑은 고딕" w:hAnsi="맑은 고딕" w:eastAsia="맑은 고딕"/>
+          <w:b w:val="0"/>
+          <w:color w:val="1F2430"/>
+          <w:sz w:val="21"/>
+        </w:rPr>
+        <w:t xml:space="preserve"> to the king.</w:t>
       </w:r>
     </w:p>
     <w:p>
@@ -4341,7 +4862,15 @@
           <w:b w:val="0"/>
           <w:color w:val="1F2430"/>
           <w:sz w:val="21"/>
-          <w:u w:val="single"/>
+        </w:rPr>
+        <w:t xml:space="preserve">( </w:t>
+      </w:r>
+      <w:r>
+        <w:rPr>
+          <w:rFonts w:ascii="맑은 고딕" w:hAnsi="맑은 고딕" w:eastAsia="맑은 고딕"/>
+          <w:b w:val="0"/>
+          <w:color w:val="1F2430"/>
+          <w:sz w:val="21"/>
         </w:rPr>
         <w:t>to fight</w:t>
       </w:r>
@@ -4352,7 +4881,25 @@
           <w:color w:val="1F2430"/>
           <w:sz w:val="21"/>
         </w:rPr>
-        <w:t xml:space="preserve"> for justice despite difficulties.</w:t>
+        <w:t xml:space="preserve"> / fighting ) for justice ( despite of / </w:t>
+      </w:r>
+      <w:r>
+        <w:rPr>
+          <w:rFonts w:ascii="맑은 고딕" w:hAnsi="맑은 고딕" w:eastAsia="맑은 고딕"/>
+          <w:b w:val="0"/>
+          <w:color w:val="1F2430"/>
+          <w:sz w:val="21"/>
+        </w:rPr>
+        <w:t>despite</w:t>
+      </w:r>
+      <w:r>
+        <w:rPr>
+          <w:rFonts w:ascii="맑은 고딕" w:hAnsi="맑은 고딕" w:eastAsia="맑은 고딕"/>
+          <w:b w:val="0"/>
+          <w:color w:val="1F2430"/>
+          <w:sz w:val="21"/>
+        </w:rPr>
+        <w:t xml:space="preserve"> ) difficulties.</w:t>
       </w:r>
     </w:p>
     <w:p>
@@ -4568,7 +5115,15 @@
           <w:b w:val="0"/>
           <w:color w:val="1F2430"/>
           <w:sz w:val="21"/>
-          <w:u w:val="single"/>
+        </w:rPr>
+        <w:t xml:space="preserve">( very / </w:t>
+      </w:r>
+      <w:r>
+        <w:rPr>
+          <w:rFonts w:ascii="맑은 고딕" w:hAnsi="맑은 고딕" w:eastAsia="맑은 고딕"/>
+          <w:b w:val="0"/>
+          <w:color w:val="1F2430"/>
+          <w:sz w:val="21"/>
         </w:rPr>
         <w:t>much</w:t>
       </w:r>
@@ -4579,7 +5134,7 @@
           <w:color w:val="1F2430"/>
           <w:sz w:val="21"/>
         </w:rPr>
-        <w:t xml:space="preserve"> </w:t>
+        <w:t xml:space="preserve"> ) </w:t>
       </w:r>
       <w:r>
         <w:rPr>
@@ -4682,7 +5237,25 @@
           <w:color w:val="1F2430"/>
           <w:sz w:val="21"/>
         </w:rPr>
-        <w:t xml:space="preserve"> of important values </w:t>
+        <w:t xml:space="preserve"> ( </w:t>
+      </w:r>
+      <w:r>
+        <w:rPr>
+          <w:rFonts w:ascii="맑은 고딕" w:hAnsi="맑은 고딕" w:eastAsia="맑은 고딕"/>
+          <w:b w:val="0"/>
+          <w:color w:val="1F2430"/>
+          <w:sz w:val="21"/>
+        </w:rPr>
+        <w:t>of</w:t>
+      </w:r>
+      <w:r>
+        <w:rPr>
+          <w:rFonts w:ascii="맑은 고딕" w:hAnsi="맑은 고딕" w:eastAsia="맑은 고딕"/>
+          <w:b w:val="0"/>
+          <w:color w:val="1F2430"/>
+          <w:sz w:val="21"/>
+        </w:rPr>
+        <w:t xml:space="preserve"> / to ) important values </w:t>
       </w:r>
       <w:r>
         <w:rPr>
@@ -4700,9 +5273,8 @@
           <w:b w:val="0"/>
           <w:color w:val="1F2430"/>
           <w:sz w:val="21"/>
-          <w:u w:val="single"/>
-        </w:rPr>
-        <w:t>that greatly influenced</w:t>
+        </w:rPr>
+        <w:t xml:space="preserve">( what / </w:t>
       </w:r>
       <w:r>
         <w:rPr>
@@ -4711,7 +5283,16 @@
           <w:color w:val="1F2430"/>
           <w:sz w:val="21"/>
         </w:rPr>
-        <w:t xml:space="preserve"> their behaviors and attitudes.</w:t>
+        <w:t>that</w:t>
+      </w:r>
+      <w:r>
+        <w:rPr>
+          <w:rFonts w:ascii="맑은 고딕" w:hAnsi="맑은 고딕" w:eastAsia="맑은 고딕"/>
+          <w:b w:val="0"/>
+          <w:color w:val="1F2430"/>
+          <w:sz w:val="21"/>
+        </w:rPr>
+        <w:t xml:space="preserve"> ) greatly influenced their behaviors and attitudes.</w:t>
       </w:r>
     </w:p>
     <w:tbl>
@@ -9158,7 +9739,6 @@
             <w:pPr>
               <w:tabs>
                 <w:tab w:val="right" w:leader="underscore" w:pos="10300"/>
-                <w:tab w:val="right" w:leader="underscore" w:pos="10300"/>
               </w:tabs>
               <w:spacing w:before="0" w:after="0" w:line="384" w:lineRule="auto"/>
               <w:ind w:left="113"/>
@@ -9175,7 +9755,6 @@
             <w:r>
               <w:rPr>
                 <w:rFonts w:ascii="맑은 고딕" w:hAnsi="맑은 고딕" w:eastAsia="맑은 고딕"/>
-                <w:b w:val="0"/>
                 <w:color w:val="1F2430"/>
                 <w:sz w:val="19"/>
               </w:rPr>
@@ -9193,7 +9772,6 @@
             <w:r>
               <w:rPr>
                 <w:rFonts w:ascii="맑은 고딕" w:hAnsi="맑은 고딕" w:eastAsia="맑은 고딕"/>
-                <w:b w:val="0"/>
                 <w:color w:val="1F2430"/>
                 <w:sz w:val="19"/>
               </w:rPr>
@@ -10526,7 +11104,6 @@
       <w:r>
         <w:rPr>
           <w:rFonts w:ascii="맑은 고딕" w:hAnsi="맑은 고딕" w:eastAsia="맑은 고딕"/>
-          <w:b w:val="0"/>
           <w:color w:val="1F2430"/>
           <w:sz w:val="20"/>
         </w:rPr>
@@ -10562,7 +11139,6 @@
       <w:r>
         <w:rPr>
           <w:rFonts w:ascii="맑은 고딕" w:hAnsi="맑은 고딕" w:eastAsia="맑은 고딕"/>
-          <w:b w:val="0"/>
           <w:color w:val="1F2430"/>
           <w:sz w:val="20"/>
         </w:rPr>
@@ -12496,7 +13072,6 @@
       <w:r>
         <w:rPr>
           <w:rFonts w:ascii="맑은 고딕" w:hAnsi="맑은 고딕" w:eastAsia="맑은 고딕"/>
-          <w:b w:val="0"/>
           <w:color w:val="1F2430"/>
           <w:sz w:val="20"/>
         </w:rPr>
@@ -13040,7 +13615,6 @@
       <w:r>
         <w:rPr>
           <w:rFonts w:ascii="맑은 고딕" w:hAnsi="맑은 고딕" w:eastAsia="맑은 고딕"/>
-          <w:b w:val="0"/>
           <w:color w:val="1F2430"/>
           <w:sz w:val="20"/>
         </w:rPr>
@@ -13360,7 +13934,6 @@
       <w:r>
         <w:rPr>
           <w:rFonts w:ascii="맑은 고딕" w:hAnsi="맑은 고딕" w:eastAsia="맑은 고딕"/>
-          <w:b w:val="0"/>
           <w:color w:val="1F2430"/>
           <w:sz w:val="20"/>
         </w:rPr>
@@ -13414,7 +13987,6 @@
       <w:r>
         <w:rPr>
           <w:rFonts w:ascii="맑은 고딕" w:hAnsi="맑은 고딕" w:eastAsia="맑은 고딕"/>
-          <w:b w:val="0"/>
           <w:color w:val="1F2430"/>
           <w:sz w:val="20"/>
         </w:rPr>
@@ -13821,7 +14393,6 @@
       <w:r>
         <w:rPr>
           <w:rFonts w:ascii="맑은 고딕" w:hAnsi="맑은 고딕" w:eastAsia="맑은 고딕"/>
-          <w:b w:val="0"/>
           <w:color w:val="1F2430"/>
           <w:sz w:val="20"/>
         </w:rPr>
@@ -13859,7 +14430,6 @@
       <w:r>
         <w:rPr>
           <w:rFonts w:ascii="맑은 고딕" w:hAnsi="맑은 고딕" w:eastAsia="맑은 고딕"/>
-          <w:b w:val="0"/>
           <w:color w:val="1F2430"/>
           <w:sz w:val="20"/>
         </w:rPr>
@@ -13895,7 +14465,6 @@
       <w:r>
         <w:rPr>
           <w:rFonts w:ascii="맑은 고딕" w:hAnsi="맑은 고딕" w:eastAsia="맑은 고딕"/>
-          <w:b w:val="0"/>
           <w:color w:val="1F2430"/>
           <w:sz w:val="20"/>
         </w:rPr>

--- a/mokdong3/2fin/word/MDJ3_L5-L8_ByPart_Core_Blank_A4.docx
+++ b/mokdong3/2fin/word/MDJ3_L5-L8_ByPart_Core_Blank_A4.docx
@@ -411,8 +411,9 @@
           <w:b w:val="0"/>
           <w:color w:val="1F2430"/>
           <w:sz w:val="21"/>
-        </w:rPr>
-        <w:t xml:space="preserve">as ( </w:t>
+          <w:u w:val="single"/>
+        </w:rPr>
+        <w:t>as important as</w:t>
       </w:r>
       <w:r>
         <w:rPr>
@@ -421,16 +422,7 @@
           <w:color w:val="1F2430"/>
           <w:sz w:val="21"/>
         </w:rPr>
-        <w:t>important</w:t>
-      </w:r>
-      <w:r>
-        <w:rPr>
-          <w:rFonts w:ascii="맑은 고딕" w:hAnsi="맑은 고딕" w:eastAsia="맑은 고딕"/>
-          <w:b w:val="0"/>
-          <w:color w:val="1F2430"/>
-          <w:sz w:val="21"/>
-        </w:rPr>
-        <w:t xml:space="preserve"> / importantly ) as the players.</w:t>
+        <w:t xml:space="preserve"> the players.</w:t>
       </w:r>
     </w:p>
     <w:p>
@@ -491,8 +483,9 @@
           <w:b w:val="0"/>
           <w:color w:val="1F2430"/>
           <w:sz w:val="21"/>
-        </w:rPr>
-        <w:t xml:space="preserve">to help other runners ( </w:t>
+          <w:u w:val="single"/>
+        </w:rPr>
+        <w:t>to help other runners manage</w:t>
       </w:r>
       <w:r>
         <w:rPr>
@@ -501,6 +494,78 @@
           <w:color w:val="1F2430"/>
           <w:sz w:val="21"/>
         </w:rPr>
+        <w:t xml:space="preserve"> their race better.</w:t>
+      </w:r>
+    </w:p>
+    <w:p>
+      <w:pPr>
+        <w:keepNext/>
+        <w:spacing w:before="100" w:after="20" w:line="276" w:lineRule="auto"/>
+      </w:pPr>
+      <w:r>
+        <w:rPr>
+          <w:rFonts w:ascii="맑은 고딕" w:hAnsi="맑은 고딕" w:eastAsia="맑은 고딕"/>
+          <w:b/>
+          <w:color w:val="1F2430"/>
+          <w:sz w:val="20"/>
+        </w:rPr>
+        <w:t>★ 추가 문제 — 본문 빈칸 · 어법 선택 (위 본문 문장)</w:t>
+      </w:r>
+    </w:p>
+    <w:p>
+      <w:pPr>
+        <w:spacing w:before="20" w:after="0" w:line="276" w:lineRule="auto"/>
+        <w:ind w:left="170"/>
+      </w:pPr>
+      <w:r>
+        <w:rPr>
+          <w:rFonts w:ascii="맑은 고딕" w:hAnsi="맑은 고딕" w:eastAsia="맑은 고딕"/>
+          <w:b w:val="0"/>
+          <w:color w:val="1F2430"/>
+          <w:sz w:val="20"/>
+        </w:rPr>
+        <w:t xml:space="preserve">3. However, they are as ( </w:t>
+      </w:r>
+      <w:r>
+        <w:rPr>
+          <w:rFonts w:ascii="맑은 고딕" w:hAnsi="맑은 고딕" w:eastAsia="맑은 고딕"/>
+          <w:b w:val="0"/>
+          <w:color w:val="1F2430"/>
+          <w:sz w:val="20"/>
+        </w:rPr>
+        <w:t>important</w:t>
+      </w:r>
+      <w:r>
+        <w:rPr>
+          <w:rFonts w:ascii="맑은 고딕" w:hAnsi="맑은 고딕" w:eastAsia="맑은 고딕"/>
+          <w:b w:val="0"/>
+          <w:color w:val="1F2430"/>
+          <w:sz w:val="20"/>
+        </w:rPr>
+        <w:t xml:space="preserve"> / importantly ) as the players.</w:t>
+      </w:r>
+    </w:p>
+    <w:p>
+      <w:pPr>
+        <w:spacing w:before="20" w:after="0" w:line="276" w:lineRule="auto"/>
+        <w:ind w:left="170"/>
+      </w:pPr>
+      <w:r>
+        <w:rPr>
+          <w:rFonts w:ascii="맑은 고딕" w:hAnsi="맑은 고딕" w:eastAsia="맑은 고딕"/>
+          <w:b w:val="0"/>
+          <w:color w:val="1F2430"/>
+          <w:sz w:val="20"/>
+        </w:rPr>
+        <w:t xml:space="preserve">4. Pacers are experienced runners, and their job is to help other runners ( </w:t>
+      </w:r>
+      <w:r>
+        <w:rPr>
+          <w:rFonts w:ascii="맑은 고딕" w:hAnsi="맑은 고딕" w:eastAsia="맑은 고딕"/>
+          <w:b w:val="0"/>
+          <w:color w:val="1F2430"/>
+          <w:sz w:val="20"/>
+        </w:rPr>
         <w:t>manage</w:t>
       </w:r>
       <w:r>
@@ -508,7 +573,7 @@
           <w:rFonts w:ascii="맑은 고딕" w:hAnsi="맑은 고딕" w:eastAsia="맑은 고딕"/>
           <w:b w:val="0"/>
           <w:color w:val="1F2430"/>
-          <w:sz w:val="21"/>
+          <w:sz w:val="20"/>
         </w:rPr>
         <w:t xml:space="preserve"> / managing ) their race better.</w:t>
       </w:r>
@@ -693,8 +758,9 @@
           <w:b w:val="0"/>
           <w:color w:val="1F2430"/>
           <w:sz w:val="21"/>
-        </w:rPr>
-        <w:t xml:space="preserve">Each ( pacers / </w:t>
+          <w:u w:val="single"/>
+        </w:rPr>
+        <w:t>Each pacer</w:t>
       </w:r>
       <w:r>
         <w:rPr>
@@ -703,16 +769,7 @@
           <w:color w:val="1F2430"/>
           <w:sz w:val="21"/>
         </w:rPr>
-        <w:t>pacer</w:t>
-      </w:r>
-      <w:r>
-        <w:rPr>
-          <w:rFonts w:ascii="맑은 고딕" w:hAnsi="맑은 고딕" w:eastAsia="맑은 고딕"/>
-          <w:b w:val="0"/>
-          <w:color w:val="1F2430"/>
-          <w:sz w:val="21"/>
-        </w:rPr>
-        <w:t xml:space="preserve"> ) </w:t>
+        <w:t xml:space="preserve"> </w:t>
       </w:r>
       <w:r>
         <w:rPr>
@@ -730,8 +787,9 @@
           <w:b w:val="0"/>
           <w:color w:val="1F2430"/>
           <w:sz w:val="21"/>
-        </w:rPr>
-        <w:t xml:space="preserve">( </w:t>
+          <w:u w:val="single"/>
+        </w:rPr>
+        <w:t>runs</w:t>
       </w:r>
       <w:r>
         <w:rPr>
@@ -740,16 +798,7 @@
           <w:color w:val="1F2430"/>
           <w:sz w:val="21"/>
         </w:rPr>
-        <w:t>runs</w:t>
-      </w:r>
-      <w:r>
-        <w:rPr>
-          <w:rFonts w:ascii="맑은 고딕" w:hAnsi="맑은 고딕" w:eastAsia="맑은 고딕"/>
-          <w:b w:val="0"/>
-          <w:color w:val="1F2430"/>
-          <w:sz w:val="21"/>
-        </w:rPr>
-        <w:t xml:space="preserve"> / run ) (</w:t>
+        <w:t xml:space="preserve"> (</w:t>
       </w:r>
       <w:r>
         <w:rPr>
@@ -828,8 +877,9 @@
           <w:b w:val="0"/>
           <w:color w:val="1F2430"/>
           <w:sz w:val="21"/>
-        </w:rPr>
-        <w:t xml:space="preserve">( shown / </w:t>
+          <w:u w:val="single"/>
+        </w:rPr>
+        <w:t>showing their finish time</w:t>
       </w:r>
       <w:r>
         <w:rPr>
@@ -838,16 +888,7 @@
           <w:color w:val="1F2430"/>
           <w:sz w:val="21"/>
         </w:rPr>
-        <w:t>showing</w:t>
-      </w:r>
-      <w:r>
-        <w:rPr>
-          <w:rFonts w:ascii="맑은 고딕" w:hAnsi="맑은 고딕" w:eastAsia="맑은 고딕"/>
-          <w:b w:val="0"/>
-          <w:color w:val="1F2430"/>
-          <w:sz w:val="21"/>
-        </w:rPr>
-        <w:t xml:space="preserve"> ) their finish time.</w:t>
+        <w:t>.</w:t>
       </w:r>
     </w:p>
     <w:p>
@@ -958,6 +999,105 @@
           <w:sz w:val="21"/>
         </w:rPr>
         <w:t>).</w:t>
+      </w:r>
+    </w:p>
+    <w:p>
+      <w:pPr>
+        <w:keepNext/>
+        <w:spacing w:before="100" w:after="20" w:line="276" w:lineRule="auto"/>
+      </w:pPr>
+      <w:r>
+        <w:rPr>
+          <w:rFonts w:ascii="맑은 고딕" w:hAnsi="맑은 고딕" w:eastAsia="맑은 고딕"/>
+          <w:b/>
+          <w:color w:val="1F2430"/>
+          <w:sz w:val="20"/>
+        </w:rPr>
+        <w:t>★ 추가 문제 — 본문 빈칸 · 어법 선택 (위 본문 문장)</w:t>
+      </w:r>
+    </w:p>
+    <w:p>
+      <w:pPr>
+        <w:spacing w:before="20" w:after="0" w:line="276" w:lineRule="auto"/>
+        <w:ind w:left="170"/>
+      </w:pPr>
+      <w:r>
+        <w:rPr>
+          <w:rFonts w:ascii="맑은 고딕" w:hAnsi="맑은 고딕" w:eastAsia="맑은 고딕"/>
+          <w:b w:val="0"/>
+          <w:color w:val="1F2430"/>
+          <w:sz w:val="20"/>
+        </w:rPr>
+        <w:t xml:space="preserve">1. Each ( pacers / </w:t>
+      </w:r>
+      <w:r>
+        <w:rPr>
+          <w:rFonts w:ascii="맑은 고딕" w:hAnsi="맑은 고딕" w:eastAsia="맑은 고딕"/>
+          <w:b w:val="0"/>
+          <w:color w:val="1F2430"/>
+          <w:sz w:val="20"/>
+        </w:rPr>
+        <w:t>pacer</w:t>
+      </w:r>
+      <w:r>
+        <w:rPr>
+          <w:rFonts w:ascii="맑은 고딕" w:hAnsi="맑은 고딕" w:eastAsia="맑은 고딕"/>
+          <w:b w:val="0"/>
+          <w:color w:val="1F2430"/>
+          <w:sz w:val="20"/>
+        </w:rPr>
+        <w:t xml:space="preserve"> ) ( </w:t>
+      </w:r>
+      <w:r>
+        <w:rPr>
+          <w:rFonts w:ascii="맑은 고딕" w:hAnsi="맑은 고딕" w:eastAsia="맑은 고딕"/>
+          <w:b w:val="0"/>
+          <w:color w:val="1F2430"/>
+          <w:sz w:val="20"/>
+        </w:rPr>
+        <w:t>runs</w:t>
+      </w:r>
+      <w:r>
+        <w:rPr>
+          <w:rFonts w:ascii="맑은 고딕" w:hAnsi="맑은 고딕" w:eastAsia="맑은 고딕"/>
+          <w:b w:val="0"/>
+          <w:color w:val="1F2430"/>
+          <w:sz w:val="20"/>
+        </w:rPr>
+        <w:t xml:space="preserve"> / run ) at different speeds and finishes the race in different times.</w:t>
+      </w:r>
+    </w:p>
+    <w:p>
+      <w:pPr>
+        <w:spacing w:before="20" w:after="0" w:line="276" w:lineRule="auto"/>
+        <w:ind w:left="170"/>
+      </w:pPr>
+      <w:r>
+        <w:rPr>
+          <w:rFonts w:ascii="맑은 고딕" w:hAnsi="맑은 고딕" w:eastAsia="맑은 고딕"/>
+          <w:b w:val="0"/>
+          <w:color w:val="1F2430"/>
+          <w:sz w:val="20"/>
+        </w:rPr>
+        <w:t xml:space="preserve">2. Pacers usually have flags or balloons ( shown / </w:t>
+      </w:r>
+      <w:r>
+        <w:rPr>
+          <w:rFonts w:ascii="맑은 고딕" w:hAnsi="맑은 고딕" w:eastAsia="맑은 고딕"/>
+          <w:b w:val="0"/>
+          <w:color w:val="1F2430"/>
+          <w:sz w:val="20"/>
+        </w:rPr>
+        <w:t>showing</w:t>
+      </w:r>
+      <w:r>
+        <w:rPr>
+          <w:rFonts w:ascii="맑은 고딕" w:hAnsi="맑은 고딕" w:eastAsia="맑은 고딕"/>
+          <w:b w:val="0"/>
+          <w:color w:val="1F2430"/>
+          <w:sz w:val="20"/>
+        </w:rPr>
+        <w:t xml:space="preserve"> ) their finish time.</w:t>
       </w:r>
     </w:p>
     <w:p>
@@ -1216,8 +1356,9 @@
           <w:b w:val="0"/>
           <w:color w:val="1F2430"/>
           <w:sz w:val="21"/>
-        </w:rPr>
-        <w:t xml:space="preserve">( </w:t>
+          <w:u w:val="single"/>
+        </w:rPr>
+        <w:t>to check the car and change the tires</w:t>
       </w:r>
       <w:r>
         <w:rPr>
@@ -1226,16 +1367,7 @@
           <w:color w:val="1F2430"/>
           <w:sz w:val="21"/>
         </w:rPr>
-        <w:t>to check</w:t>
-      </w:r>
-      <w:r>
-        <w:rPr>
-          <w:rFonts w:ascii="맑은 고딕" w:hAnsi="맑은 고딕" w:eastAsia="맑은 고딕"/>
-          <w:b w:val="0"/>
-          <w:color w:val="1F2430"/>
-          <w:sz w:val="21"/>
-        </w:rPr>
-        <w:t xml:space="preserve"> / checks ) the car and change the tires.</w:t>
+        <w:t>.</w:t>
       </w:r>
     </w:p>
     <w:p>
@@ -1424,8 +1556,9 @@
           <w:b w:val="0"/>
           <w:color w:val="1F2430"/>
           <w:sz w:val="21"/>
-        </w:rPr>
-        <w:t xml:space="preserve">as ( much / </w:t>
+          <w:u w:val="single"/>
+        </w:rPr>
+        <w:t>as many as</w:t>
       </w:r>
       <w:r>
         <w:rPr>
@@ -1434,6 +1567,78 @@
           <w:color w:val="1F2430"/>
           <w:sz w:val="21"/>
         </w:rPr>
+        <w:t xml:space="preserve"> 20 members on a crew.</w:t>
+      </w:r>
+    </w:p>
+    <w:p>
+      <w:pPr>
+        <w:keepNext/>
+        <w:spacing w:before="100" w:after="20" w:line="276" w:lineRule="auto"/>
+      </w:pPr>
+      <w:r>
+        <w:rPr>
+          <w:rFonts w:ascii="맑은 고딕" w:hAnsi="맑은 고딕" w:eastAsia="맑은 고딕"/>
+          <w:b/>
+          <w:color w:val="1F2430"/>
+          <w:sz w:val="20"/>
+        </w:rPr>
+        <w:t>★ 추가 문제 — 본문 빈칸 · 어법 선택 (위 본문 문장)</w:t>
+      </w:r>
+    </w:p>
+    <w:p>
+      <w:pPr>
+        <w:spacing w:before="20" w:after="0" w:line="276" w:lineRule="auto"/>
+        <w:ind w:left="170"/>
+      </w:pPr>
+      <w:r>
+        <w:rPr>
+          <w:rFonts w:ascii="맑은 고딕" w:hAnsi="맑은 고딕" w:eastAsia="맑은 고딕"/>
+          <w:b w:val="0"/>
+          <w:color w:val="1F2430"/>
+          <w:sz w:val="20"/>
+        </w:rPr>
+        <w:t xml:space="preserve">2. The main job of the pit crew is ( </w:t>
+      </w:r>
+      <w:r>
+        <w:rPr>
+          <w:rFonts w:ascii="맑은 고딕" w:hAnsi="맑은 고딕" w:eastAsia="맑은 고딕"/>
+          <w:b w:val="0"/>
+          <w:color w:val="1F2430"/>
+          <w:sz w:val="20"/>
+        </w:rPr>
+        <w:t>to check</w:t>
+      </w:r>
+      <w:r>
+        <w:rPr>
+          <w:rFonts w:ascii="맑은 고딕" w:hAnsi="맑은 고딕" w:eastAsia="맑은 고딕"/>
+          <w:b w:val="0"/>
+          <w:color w:val="1F2430"/>
+          <w:sz w:val="20"/>
+        </w:rPr>
+        <w:t xml:space="preserve"> / checks ) the car and change the tires.</w:t>
+      </w:r>
+    </w:p>
+    <w:p>
+      <w:pPr>
+        <w:spacing w:before="20" w:after="0" w:line="276" w:lineRule="auto"/>
+        <w:ind w:left="170"/>
+      </w:pPr>
+      <w:r>
+        <w:rPr>
+          <w:rFonts w:ascii="맑은 고딕" w:hAnsi="맑은 고딕" w:eastAsia="맑은 고딕"/>
+          <w:b w:val="0"/>
+          <w:color w:val="1F2430"/>
+          <w:sz w:val="20"/>
+        </w:rPr>
+        <w:t xml:space="preserve">4. A pit stop can be as short as 2 seconds, and there are as ( much / </w:t>
+      </w:r>
+      <w:r>
+        <w:rPr>
+          <w:rFonts w:ascii="맑은 고딕" w:hAnsi="맑은 고딕" w:eastAsia="맑은 고딕"/>
+          <w:b w:val="0"/>
+          <w:color w:val="1F2430"/>
+          <w:sz w:val="20"/>
+        </w:rPr>
         <w:t>many</w:t>
       </w:r>
       <w:r>
@@ -1441,7 +1646,7 @@
           <w:rFonts w:ascii="맑은 고딕" w:hAnsi="맑은 고딕" w:eastAsia="맑은 고딕"/>
           <w:b w:val="0"/>
           <w:color w:val="1F2430"/>
-          <w:sz w:val="21"/>
+          <w:sz w:val="20"/>
         </w:rPr>
         <w:t xml:space="preserve"> ) as 20 members on a crew.</w:t>
       </w:r>
@@ -1635,8 +1840,9 @@
           <w:b w:val="0"/>
           <w:color w:val="1F2430"/>
           <w:sz w:val="21"/>
-        </w:rPr>
-        <w:t xml:space="preserve">, ( that / </w:t>
+          <w:u w:val="single"/>
+        </w:rPr>
+        <w:t>, which</w:t>
       </w:r>
       <w:r>
         <w:rPr>
@@ -1645,34 +1851,7 @@
           <w:color w:val="1F2430"/>
           <w:sz w:val="21"/>
         </w:rPr>
-        <w:t>which</w:t>
-      </w:r>
-      <w:r>
-        <w:rPr>
-          <w:rFonts w:ascii="맑은 고딕" w:hAnsi="맑은 고딕" w:eastAsia="맑은 고딕"/>
-          <w:b w:val="0"/>
-          <w:color w:val="1F2430"/>
-          <w:sz w:val="21"/>
-        </w:rPr>
-        <w:t xml:space="preserve"> ) ( </w:t>
-      </w:r>
-      <w:r>
-        <w:rPr>
-          <w:rFonts w:ascii="맑은 고딕" w:hAnsi="맑은 고딕" w:eastAsia="맑은 고딕"/>
-          <w:b w:val="0"/>
-          <w:color w:val="1F2430"/>
-          <w:sz w:val="21"/>
-        </w:rPr>
-        <w:t>lives</w:t>
-      </w:r>
-      <w:r>
-        <w:rPr>
-          <w:rFonts w:ascii="맑은 고딕" w:hAnsi="맑은 고딕" w:eastAsia="맑은 고딕"/>
-          <w:b w:val="0"/>
-          <w:color w:val="1F2430"/>
-          <w:sz w:val="21"/>
-        </w:rPr>
-        <w:t xml:space="preserve"> / live ) in the eastern part of Nepal.</w:t>
+        <w:t xml:space="preserve"> lives in the eastern part of Nepal.</w:t>
       </w:r>
     </w:p>
     <w:p>
@@ -1697,7 +1876,7 @@
           <w:color w:val="1F2430"/>
           <w:sz w:val="21"/>
         </w:rPr>
-        <w:t xml:space="preserve">They also have little difficulty ( </w:t>
+        <w:t xml:space="preserve">They also have </w:t>
       </w:r>
       <w:r>
         <w:rPr>
@@ -1705,8 +1884,9 @@
           <w:b w:val="0"/>
           <w:color w:val="1F2430"/>
           <w:sz w:val="21"/>
-        </w:rPr>
-        <w:t>breathing</w:t>
+          <w:u w:val="single"/>
+        </w:rPr>
+        <w:t>little difficulty breathing</w:t>
       </w:r>
       <w:r>
         <w:rPr>
@@ -1715,7 +1895,7 @@
           <w:color w:val="1F2430"/>
           <w:sz w:val="21"/>
         </w:rPr>
-        <w:t xml:space="preserve"> / to breathe ) high up in the mountains.</w:t>
+        <w:t xml:space="preserve"> high up in the mountains.</w:t>
       </w:r>
     </w:p>
     <w:p>
@@ -1769,6 +1949,105 @@
           <w:sz w:val="21"/>
         </w:rPr>
         <w:t xml:space="preserve"> / calling) the invisible people of Mount Everest because people often see a picture of only the climbers at the top of the mountain.</w:t>
+      </w:r>
+    </w:p>
+    <w:p>
+      <w:pPr>
+        <w:keepNext/>
+        <w:spacing w:before="100" w:after="20" w:line="276" w:lineRule="auto"/>
+      </w:pPr>
+      <w:r>
+        <w:rPr>
+          <w:rFonts w:ascii="맑은 고딕" w:hAnsi="맑은 고딕" w:eastAsia="맑은 고딕"/>
+          <w:b/>
+          <w:color w:val="1F2430"/>
+          <w:sz w:val="20"/>
+        </w:rPr>
+        <w:t>★ 추가 문제 — 본문 빈칸 · 어법 선택 (위 본문 문장)</w:t>
+      </w:r>
+    </w:p>
+    <w:p>
+      <w:pPr>
+        <w:spacing w:before="20" w:after="0" w:line="276" w:lineRule="auto"/>
+        <w:ind w:left="170"/>
+      </w:pPr>
+      <w:r>
+        <w:rPr>
+          <w:rFonts w:ascii="맑은 고딕" w:hAnsi="맑은 고딕" w:eastAsia="맑은 고딕"/>
+          <w:b w:val="0"/>
+          <w:color w:val="1F2430"/>
+          <w:sz w:val="20"/>
+        </w:rPr>
+        <w:t xml:space="preserve">1. The word Sherpa comes from the Sherpa tribe, ( that / </w:t>
+      </w:r>
+      <w:r>
+        <w:rPr>
+          <w:rFonts w:ascii="맑은 고딕" w:hAnsi="맑은 고딕" w:eastAsia="맑은 고딕"/>
+          <w:b w:val="0"/>
+          <w:color w:val="1F2430"/>
+          <w:sz w:val="20"/>
+        </w:rPr>
+        <w:t>which</w:t>
+      </w:r>
+      <w:r>
+        <w:rPr>
+          <w:rFonts w:ascii="맑은 고딕" w:hAnsi="맑은 고딕" w:eastAsia="맑은 고딕"/>
+          <w:b w:val="0"/>
+          <w:color w:val="1F2430"/>
+          <w:sz w:val="20"/>
+        </w:rPr>
+        <w:t xml:space="preserve"> ) ( </w:t>
+      </w:r>
+      <w:r>
+        <w:rPr>
+          <w:rFonts w:ascii="맑은 고딕" w:hAnsi="맑은 고딕" w:eastAsia="맑은 고딕"/>
+          <w:b w:val="0"/>
+          <w:color w:val="1F2430"/>
+          <w:sz w:val="20"/>
+        </w:rPr>
+        <w:t>lives</w:t>
+      </w:r>
+      <w:r>
+        <w:rPr>
+          <w:rFonts w:ascii="맑은 고딕" w:hAnsi="맑은 고딕" w:eastAsia="맑은 고딕"/>
+          <w:b w:val="0"/>
+          <w:color w:val="1F2430"/>
+          <w:sz w:val="20"/>
+        </w:rPr>
+        <w:t xml:space="preserve"> / live ) in the eastern part of Nepal.</w:t>
+      </w:r>
+    </w:p>
+    <w:p>
+      <w:pPr>
+        <w:spacing w:before="20" w:after="0" w:line="276" w:lineRule="auto"/>
+        <w:ind w:left="170"/>
+      </w:pPr>
+      <w:r>
+        <w:rPr>
+          <w:rFonts w:ascii="맑은 고딕" w:hAnsi="맑은 고딕" w:eastAsia="맑은 고딕"/>
+          <w:b w:val="0"/>
+          <w:color w:val="1F2430"/>
+          <w:sz w:val="20"/>
+        </w:rPr>
+        <w:t xml:space="preserve">2. They also have little difficulty ( </w:t>
+      </w:r>
+      <w:r>
+        <w:rPr>
+          <w:rFonts w:ascii="맑은 고딕" w:hAnsi="맑은 고딕" w:eastAsia="맑은 고딕"/>
+          <w:b w:val="0"/>
+          <w:color w:val="1F2430"/>
+          <w:sz w:val="20"/>
+        </w:rPr>
+        <w:t>breathing</w:t>
+      </w:r>
+      <w:r>
+        <w:rPr>
+          <w:rFonts w:ascii="맑은 고딕" w:hAnsi="맑은 고딕" w:eastAsia="맑은 고딕"/>
+          <w:b w:val="0"/>
+          <w:color w:val="1F2430"/>
+          <w:sz w:val="20"/>
+        </w:rPr>
+        <w:t xml:space="preserve"> / to breathe ) high up in the mountains.</w:t>
       </w:r>
     </w:p>
     <w:p>
@@ -1984,8 +2263,9 @@
           <w:b w:val="0"/>
           <w:color w:val="1F2430"/>
           <w:sz w:val="21"/>
-        </w:rPr>
-        <w:t xml:space="preserve">been ( </w:t>
+          <w:u w:val="single"/>
+        </w:rPr>
+        <w:t>been surprised by</w:t>
       </w:r>
       <w:r>
         <w:rPr>
@@ -1994,34 +2274,7 @@
           <w:color w:val="1F2430"/>
           <w:sz w:val="21"/>
         </w:rPr>
-        <w:t>surprised</w:t>
-      </w:r>
-      <w:r>
-        <w:rPr>
-          <w:rFonts w:ascii="맑은 고딕" w:hAnsi="맑은 고딕" w:eastAsia="맑은 고딕"/>
-          <w:b w:val="0"/>
-          <w:color w:val="1F2430"/>
-          <w:sz w:val="21"/>
-        </w:rPr>
-        <w:t xml:space="preserve"> / surprising ) by the books that the store recommended ( to / </w:t>
-      </w:r>
-      <w:r>
-        <w:rPr>
-          <w:rFonts w:ascii="맑은 고딕" w:hAnsi="맑은 고딕" w:eastAsia="맑은 고딕"/>
-          <w:b w:val="0"/>
-          <w:color w:val="1F2430"/>
-          <w:sz w:val="21"/>
-        </w:rPr>
-        <w:t>for</w:t>
-      </w:r>
-      <w:r>
-        <w:rPr>
-          <w:rFonts w:ascii="맑은 고딕" w:hAnsi="맑은 고딕" w:eastAsia="맑은 고딕"/>
-          <w:b w:val="0"/>
-          <w:color w:val="1F2430"/>
-          <w:sz w:val="21"/>
-        </w:rPr>
-        <w:t xml:space="preserve"> ) you?</w:t>
+        <w:t xml:space="preserve"> the books that the store recommended for you?</w:t>
       </w:r>
     </w:p>
     <w:p>
@@ -2066,43 +2319,7 @@
           <w:color w:val="1F2430"/>
           <w:sz w:val="21"/>
         </w:rPr>
-        <w:t xml:space="preserve"> information and communication technology develops, the amount of data we have ( </w:t>
-      </w:r>
-      <w:r>
-        <w:rPr>
-          <w:rFonts w:ascii="맑은 고딕" w:hAnsi="맑은 고딕" w:eastAsia="맑은 고딕"/>
-          <w:b w:val="0"/>
-          <w:color w:val="1F2430"/>
-          <w:sz w:val="21"/>
-        </w:rPr>
-        <w:t>is</w:t>
-      </w:r>
-      <w:r>
-        <w:rPr>
-          <w:rFonts w:ascii="맑은 고딕" w:hAnsi="맑은 고딕" w:eastAsia="맑은 고딕"/>
-          <w:b w:val="0"/>
-          <w:color w:val="1F2430"/>
-          <w:sz w:val="21"/>
-        </w:rPr>
-        <w:t xml:space="preserve"> / are ) getting ( very / </w:t>
-      </w:r>
-      <w:r>
-        <w:rPr>
-          <w:rFonts w:ascii="맑은 고딕" w:hAnsi="맑은 고딕" w:eastAsia="맑은 고딕"/>
-          <w:b w:val="0"/>
-          <w:color w:val="1F2430"/>
-          <w:sz w:val="21"/>
-        </w:rPr>
-        <w:t>much</w:t>
-      </w:r>
-      <w:r>
-        <w:rPr>
-          <w:rFonts w:ascii="맑은 고딕" w:hAnsi="맑은 고딕" w:eastAsia="맑은 고딕"/>
-          <w:b w:val="0"/>
-          <w:color w:val="1F2430"/>
-          <w:sz w:val="21"/>
-        </w:rPr>
-        <w:t xml:space="preserve"> ) greater than before.</w:t>
+        <w:t xml:space="preserve"> information and communication technology develops, the amount of data we have is getting much greater than before.</w:t>
       </w:r>
     </w:p>
     <w:p>
@@ -2156,25 +2373,7 @@
           <w:color w:val="1F2430"/>
           <w:sz w:val="21"/>
         </w:rPr>
-        <w:t xml:space="preserve"> ( leave / </w:t>
-      </w:r>
-      <w:r>
-        <w:rPr>
-          <w:rFonts w:ascii="맑은 고딕" w:hAnsi="맑은 고딕" w:eastAsia="맑은 고딕"/>
-          <w:b w:val="0"/>
-          <w:color w:val="1F2430"/>
-          <w:sz w:val="21"/>
-        </w:rPr>
-        <w:t>leaves</w:t>
-      </w:r>
-      <w:r>
-        <w:rPr>
-          <w:rFonts w:ascii="맑은 고딕" w:hAnsi="맑은 고딕" w:eastAsia="맑은 고딕"/>
-          <w:b w:val="0"/>
-          <w:color w:val="1F2430"/>
-          <w:sz w:val="21"/>
-        </w:rPr>
-        <w:t xml:space="preserve"> ) a trace.</w:t>
+        <w:t xml:space="preserve"> leaves a trace.</w:t>
       </w:r>
     </w:p>
     <w:p>
@@ -2208,8 +2407,9 @@
           <w:b w:val="0"/>
           <w:color w:val="1F2430"/>
           <w:sz w:val="21"/>
-        </w:rPr>
-        <w:t xml:space="preserve">( </w:t>
+          <w:u w:val="single"/>
+        </w:rPr>
+        <w:t>Using various methods</w:t>
       </w:r>
       <w:r>
         <w:rPr>
@@ -2218,6 +2418,180 @@
           <w:color w:val="1F2430"/>
           <w:sz w:val="21"/>
         </w:rPr>
+        <w:t>, experts analyze big data and draw meaningful results from it.</w:t>
+      </w:r>
+    </w:p>
+    <w:p>
+      <w:pPr>
+        <w:keepNext/>
+        <w:spacing w:before="100" w:after="20" w:line="276" w:lineRule="auto"/>
+      </w:pPr>
+      <w:r>
+        <w:rPr>
+          <w:rFonts w:ascii="맑은 고딕" w:hAnsi="맑은 고딕" w:eastAsia="맑은 고딕"/>
+          <w:b/>
+          <w:color w:val="1F2430"/>
+          <w:sz w:val="20"/>
+        </w:rPr>
+        <w:t>★ 추가 문제 — 본문 빈칸 · 어법 선택 (위 본문 문장)</w:t>
+      </w:r>
+    </w:p>
+    <w:p>
+      <w:pPr>
+        <w:spacing w:before="20" w:after="0" w:line="276" w:lineRule="auto"/>
+        <w:ind w:left="170"/>
+      </w:pPr>
+      <w:r>
+        <w:rPr>
+          <w:rFonts w:ascii="맑은 고딕" w:hAnsi="맑은 고딕" w:eastAsia="맑은 고딕"/>
+          <w:b w:val="0"/>
+          <w:color w:val="1F2430"/>
+          <w:sz w:val="20"/>
+        </w:rPr>
+        <w:t xml:space="preserve">1. Have you ever visited an online bookstore and been ( </w:t>
+      </w:r>
+      <w:r>
+        <w:rPr>
+          <w:rFonts w:ascii="맑은 고딕" w:hAnsi="맑은 고딕" w:eastAsia="맑은 고딕"/>
+          <w:b w:val="0"/>
+          <w:color w:val="1F2430"/>
+          <w:sz w:val="20"/>
+        </w:rPr>
+        <w:t>surprised</w:t>
+      </w:r>
+      <w:r>
+        <w:rPr>
+          <w:rFonts w:ascii="맑은 고딕" w:hAnsi="맑은 고딕" w:eastAsia="맑은 고딕"/>
+          <w:b w:val="0"/>
+          <w:color w:val="1F2430"/>
+          <w:sz w:val="20"/>
+        </w:rPr>
+        <w:t xml:space="preserve"> / surprising ) by the books that the store recommended ( to / </w:t>
+      </w:r>
+      <w:r>
+        <w:rPr>
+          <w:rFonts w:ascii="맑은 고딕" w:hAnsi="맑은 고딕" w:eastAsia="맑은 고딕"/>
+          <w:b w:val="0"/>
+          <w:color w:val="1F2430"/>
+          <w:sz w:val="20"/>
+        </w:rPr>
+        <w:t>for</w:t>
+      </w:r>
+      <w:r>
+        <w:rPr>
+          <w:rFonts w:ascii="맑은 고딕" w:hAnsi="맑은 고딕" w:eastAsia="맑은 고딕"/>
+          <w:b w:val="0"/>
+          <w:color w:val="1F2430"/>
+          <w:sz w:val="20"/>
+        </w:rPr>
+        <w:t xml:space="preserve"> ) you?</w:t>
+      </w:r>
+    </w:p>
+    <w:p>
+      <w:pPr>
+        <w:spacing w:before="20" w:after="0" w:line="276" w:lineRule="auto"/>
+        <w:ind w:left="170"/>
+      </w:pPr>
+      <w:r>
+        <w:rPr>
+          <w:rFonts w:ascii="맑은 고딕" w:hAnsi="맑은 고딕" w:eastAsia="맑은 고딕"/>
+          <w:b w:val="0"/>
+          <w:color w:val="1F2430"/>
+          <w:sz w:val="20"/>
+        </w:rPr>
+        <w:t xml:space="preserve">2. As information and communication technology develops, the amount of data we have ( </w:t>
+      </w:r>
+      <w:r>
+        <w:rPr>
+          <w:rFonts w:ascii="맑은 고딕" w:hAnsi="맑은 고딕" w:eastAsia="맑은 고딕"/>
+          <w:b w:val="0"/>
+          <w:color w:val="1F2430"/>
+          <w:sz w:val="20"/>
+        </w:rPr>
+        <w:t>is</w:t>
+      </w:r>
+      <w:r>
+        <w:rPr>
+          <w:rFonts w:ascii="맑은 고딕" w:hAnsi="맑은 고딕" w:eastAsia="맑은 고딕"/>
+          <w:b w:val="0"/>
+          <w:color w:val="1F2430"/>
+          <w:sz w:val="20"/>
+        </w:rPr>
+        <w:t xml:space="preserve"> / are ) getting ( very / </w:t>
+      </w:r>
+      <w:r>
+        <w:rPr>
+          <w:rFonts w:ascii="맑은 고딕" w:hAnsi="맑은 고딕" w:eastAsia="맑은 고딕"/>
+          <w:b w:val="0"/>
+          <w:color w:val="1F2430"/>
+          <w:sz w:val="20"/>
+        </w:rPr>
+        <w:t>much</w:t>
+      </w:r>
+      <w:r>
+        <w:rPr>
+          <w:rFonts w:ascii="맑은 고딕" w:hAnsi="맑은 고딕" w:eastAsia="맑은 고딕"/>
+          <w:b w:val="0"/>
+          <w:color w:val="1F2430"/>
+          <w:sz w:val="20"/>
+        </w:rPr>
+        <w:t xml:space="preserve"> ) greater than before.</w:t>
+      </w:r>
+    </w:p>
+    <w:p>
+      <w:pPr>
+        <w:spacing w:before="20" w:after="0" w:line="276" w:lineRule="auto"/>
+        <w:ind w:left="170"/>
+      </w:pPr>
+      <w:r>
+        <w:rPr>
+          <w:rFonts w:ascii="맑은 고딕" w:hAnsi="맑은 고딕" w:eastAsia="맑은 고딕"/>
+          <w:b w:val="0"/>
+          <w:color w:val="1F2430"/>
+          <w:sz w:val="20"/>
+        </w:rPr>
+        <w:t xml:space="preserve">3. This is mainly because almost everything that we do online ( leave / </w:t>
+      </w:r>
+      <w:r>
+        <w:rPr>
+          <w:rFonts w:ascii="맑은 고딕" w:hAnsi="맑은 고딕" w:eastAsia="맑은 고딕"/>
+          <w:b w:val="0"/>
+          <w:color w:val="1F2430"/>
+          <w:sz w:val="20"/>
+        </w:rPr>
+        <w:t>leaves</w:t>
+      </w:r>
+      <w:r>
+        <w:rPr>
+          <w:rFonts w:ascii="맑은 고딕" w:hAnsi="맑은 고딕" w:eastAsia="맑은 고딕"/>
+          <w:b w:val="0"/>
+          <w:color w:val="1F2430"/>
+          <w:sz w:val="20"/>
+        </w:rPr>
+        <w:t xml:space="preserve"> ) a trace.</w:t>
+      </w:r>
+    </w:p>
+    <w:p>
+      <w:pPr>
+        <w:spacing w:before="20" w:after="0" w:line="276" w:lineRule="auto"/>
+        <w:ind w:left="170"/>
+      </w:pPr>
+      <w:r>
+        <w:rPr>
+          <w:rFonts w:ascii="맑은 고딕" w:hAnsi="맑은 고딕" w:eastAsia="맑은 고딕"/>
+          <w:b w:val="0"/>
+          <w:color w:val="1F2430"/>
+          <w:sz w:val="20"/>
+        </w:rPr>
+        <w:t xml:space="preserve">4. ( </w:t>
+      </w:r>
+      <w:r>
+        <w:rPr>
+          <w:rFonts w:ascii="맑은 고딕" w:hAnsi="맑은 고딕" w:eastAsia="맑은 고딕"/>
+          <w:b w:val="0"/>
+          <w:color w:val="1F2430"/>
+          <w:sz w:val="20"/>
+        </w:rPr>
         <w:t>Using</w:t>
       </w:r>
       <w:r>
@@ -2225,7 +2599,7 @@
           <w:rFonts w:ascii="맑은 고딕" w:hAnsi="맑은 고딕" w:eastAsia="맑은 고딕"/>
           <w:b w:val="0"/>
           <w:color w:val="1F2430"/>
-          <w:sz w:val="21"/>
+          <w:sz w:val="20"/>
         </w:rPr>
         <w:t xml:space="preserve"> / Used ) various methods, experts analyze big data and draw ( meaningfully / </w:t>
       </w:r>
@@ -2234,7 +2608,7 @@
           <w:rFonts w:ascii="맑은 고딕" w:hAnsi="맑은 고딕" w:eastAsia="맑은 고딕"/>
           <w:b w:val="0"/>
           <w:color w:val="1F2430"/>
-          <w:sz w:val="21"/>
+          <w:sz w:val="20"/>
         </w:rPr>
         <w:t>meaningful</w:t>
       </w:r>
@@ -2243,7 +2617,7 @@
           <w:rFonts w:ascii="맑은 고딕" w:hAnsi="맑은 고딕" w:eastAsia="맑은 고딕"/>
           <w:b w:val="0"/>
           <w:color w:val="1F2430"/>
-          <w:sz w:val="21"/>
+          <w:sz w:val="20"/>
         </w:rPr>
         <w:t xml:space="preserve"> ) results from it.</w:t>
       </w:r>
@@ -2437,8 +2811,9 @@
           <w:b w:val="0"/>
           <w:color w:val="1F2430"/>
           <w:sz w:val="21"/>
-        </w:rPr>
-        <w:t xml:space="preserve">helps companies ( understanding / </w:t>
+          <w:u w:val="single"/>
+        </w:rPr>
+        <w:t>helps companies understand</w:t>
       </w:r>
       <w:r>
         <w:rPr>
@@ -2447,16 +2822,7 @@
           <w:color w:val="1F2430"/>
           <w:sz w:val="21"/>
         </w:rPr>
-        <w:t>understand</w:t>
-      </w:r>
-      <w:r>
-        <w:rPr>
-          <w:rFonts w:ascii="맑은 고딕" w:hAnsi="맑은 고딕" w:eastAsia="맑은 고딕"/>
-          <w:b w:val="0"/>
-          <w:color w:val="1F2430"/>
-          <w:sz w:val="21"/>
-        </w:rPr>
-        <w:t xml:space="preserve"> ) their customers' needs better and helps them sell more products.</w:t>
+        <w:t xml:space="preserve"> their customers' needs better and helps them sell more products.</w:t>
       </w:r>
     </w:p>
     <w:p>
@@ -2481,25 +2847,7 @@
           <w:color w:val="1F2430"/>
           <w:sz w:val="21"/>
         </w:rPr>
-        <w:t xml:space="preserve">Disease Forecast — Did you know that health professionals can now </w:t>
-      </w:r>
-      <w:r>
-        <w:rPr>
-          <w:rFonts w:ascii="맑은 고딕" w:hAnsi="맑은 고딕" w:eastAsia="맑은 고딕"/>
-          <w:b w:val="0"/>
-          <w:color w:val="1F2430"/>
-          <w:sz w:val="21"/>
-        </w:rPr>
-        <w:t>____________</w:t>
-      </w:r>
-      <w:r>
-        <w:rPr>
-          <w:rFonts w:ascii="맑은 고딕" w:hAnsi="맑은 고딕" w:eastAsia="맑은 고딕"/>
-          <w:b w:val="0"/>
-          <w:color w:val="1F2430"/>
-          <w:sz w:val="21"/>
-        </w:rPr>
-        <w:t xml:space="preserve"> a disease just </w:t>
+        <w:t xml:space="preserve">Disease Forecast — Did you know that health professionals can now forecast a disease just </w:t>
       </w:r>
       <w:r>
         <w:rPr>
@@ -2517,8 +2865,9 @@
           <w:b w:val="0"/>
           <w:color w:val="1F2430"/>
           <w:sz w:val="21"/>
-        </w:rPr>
-        <w:t xml:space="preserve">( </w:t>
+          <w:u w:val="single"/>
+        </w:rPr>
+        <w:t>as</w:t>
       </w:r>
       <w:r>
         <w:rPr>
@@ -2527,16 +2876,7 @@
           <w:color w:val="1F2430"/>
           <w:sz w:val="21"/>
         </w:rPr>
-        <w:t>as</w:t>
-      </w:r>
-      <w:r>
-        <w:rPr>
-          <w:rFonts w:ascii="맑은 고딕" w:hAnsi="맑은 고딕" w:eastAsia="맑은 고딕"/>
-          <w:b w:val="0"/>
-          <w:color w:val="1F2430"/>
-          <w:sz w:val="21"/>
-        </w:rPr>
-        <w:t xml:space="preserve"> / like ) weather experts forecast the weather?</w:t>
+        <w:t xml:space="preserve"> weather experts forecast the weather?</w:t>
       </w:r>
     </w:p>
     <w:p>
@@ -2561,25 +2901,7 @@
           <w:color w:val="1F2430"/>
           <w:sz w:val="21"/>
         </w:rPr>
-        <w:t xml:space="preserve">Well, big data is improving the </w:t>
-      </w:r>
-      <w:r>
-        <w:rPr>
-          <w:rFonts w:ascii="맑은 고딕" w:hAnsi="맑은 고딕" w:eastAsia="맑은 고딕"/>
-          <w:b w:val="0"/>
-          <w:color w:val="1F2430"/>
-          <w:sz w:val="21"/>
-        </w:rPr>
-        <w:t>_________________</w:t>
-      </w:r>
-      <w:r>
-        <w:rPr>
-          <w:rFonts w:ascii="맑은 고딕" w:hAnsi="맑은 고딕" w:eastAsia="맑은 고딕"/>
-          <w:b w:val="0"/>
-          <w:color w:val="1F2430"/>
-          <w:sz w:val="21"/>
-        </w:rPr>
-        <w:t xml:space="preserve"> of players, </w:t>
+        <w:t xml:space="preserve">Well, big data is improving the performance of players, </w:t>
       </w:r>
       <w:r>
         <w:rPr>
@@ -2597,8 +2919,9 @@
           <w:b w:val="0"/>
           <w:color w:val="1F2430"/>
           <w:sz w:val="21"/>
-        </w:rPr>
-        <w:t xml:space="preserve">( made / </w:t>
+          <w:u w:val="single"/>
+        </w:rPr>
+        <w:t>making sports more exciting</w:t>
       </w:r>
       <w:r>
         <w:rPr>
@@ -2607,6 +2930,147 @@
           <w:color w:val="1F2430"/>
           <w:sz w:val="21"/>
         </w:rPr>
+        <w:t>.</w:t>
+      </w:r>
+    </w:p>
+    <w:p>
+      <w:pPr>
+        <w:keepNext/>
+        <w:spacing w:before="100" w:after="20" w:line="276" w:lineRule="auto"/>
+      </w:pPr>
+      <w:r>
+        <w:rPr>
+          <w:rFonts w:ascii="맑은 고딕" w:hAnsi="맑은 고딕" w:eastAsia="맑은 고딕"/>
+          <w:b/>
+          <w:color w:val="1F2430"/>
+          <w:sz w:val="20"/>
+        </w:rPr>
+        <w:t>★ 추가 문제 — 본문 빈칸 · 어법 선택 (위 본문 문장)</w:t>
+      </w:r>
+    </w:p>
+    <w:p>
+      <w:pPr>
+        <w:spacing w:before="20" w:after="0" w:line="276" w:lineRule="auto"/>
+        <w:ind w:left="170"/>
+      </w:pPr>
+      <w:r>
+        <w:rPr>
+          <w:rFonts w:ascii="맑은 고딕" w:hAnsi="맑은 고딕" w:eastAsia="맑은 고딕"/>
+          <w:b w:val="0"/>
+          <w:color w:val="1F2430"/>
+          <w:sz w:val="20"/>
+        </w:rPr>
+        <w:t xml:space="preserve">1. It helps companies ( understanding / </w:t>
+      </w:r>
+      <w:r>
+        <w:rPr>
+          <w:rFonts w:ascii="맑은 고딕" w:hAnsi="맑은 고딕" w:eastAsia="맑은 고딕"/>
+          <w:b w:val="0"/>
+          <w:color w:val="1F2430"/>
+          <w:sz w:val="20"/>
+        </w:rPr>
+        <w:t>understand</w:t>
+      </w:r>
+      <w:r>
+        <w:rPr>
+          <w:rFonts w:ascii="맑은 고딕" w:hAnsi="맑은 고딕" w:eastAsia="맑은 고딕"/>
+          <w:b w:val="0"/>
+          <w:color w:val="1F2430"/>
+          <w:sz w:val="20"/>
+        </w:rPr>
+        <w:t xml:space="preserve"> ) their customers' needs better and helps them sell more products.</w:t>
+      </w:r>
+    </w:p>
+    <w:p>
+      <w:pPr>
+        <w:spacing w:before="20" w:after="0" w:line="276" w:lineRule="auto"/>
+        <w:ind w:left="170"/>
+      </w:pPr>
+      <w:r>
+        <w:rPr>
+          <w:rFonts w:ascii="맑은 고딕" w:hAnsi="맑은 고딕" w:eastAsia="맑은 고딕"/>
+          <w:b w:val="0"/>
+          <w:color w:val="1F2430"/>
+          <w:sz w:val="20"/>
+        </w:rPr>
+        <w:t xml:space="preserve">2. Disease Forecast — Did you know that health professionals can now </w:t>
+      </w:r>
+      <w:r>
+        <w:rPr>
+          <w:rFonts w:ascii="맑은 고딕" w:hAnsi="맑은 고딕" w:eastAsia="맑은 고딕"/>
+          <w:b w:val="0"/>
+          <w:color w:val="1F2430"/>
+          <w:sz w:val="20"/>
+        </w:rPr>
+        <w:t>____________</w:t>
+      </w:r>
+      <w:r>
+        <w:rPr>
+          <w:rFonts w:ascii="맑은 고딕" w:hAnsi="맑은 고딕" w:eastAsia="맑은 고딕"/>
+          <w:b w:val="0"/>
+          <w:color w:val="1F2430"/>
+          <w:sz w:val="20"/>
+        </w:rPr>
+        <w:t xml:space="preserve"> a disease just ( </w:t>
+      </w:r>
+      <w:r>
+        <w:rPr>
+          <w:rFonts w:ascii="맑은 고딕" w:hAnsi="맑은 고딕" w:eastAsia="맑은 고딕"/>
+          <w:b w:val="0"/>
+          <w:color w:val="1F2430"/>
+          <w:sz w:val="20"/>
+        </w:rPr>
+        <w:t>as</w:t>
+      </w:r>
+      <w:r>
+        <w:rPr>
+          <w:rFonts w:ascii="맑은 고딕" w:hAnsi="맑은 고딕" w:eastAsia="맑은 고딕"/>
+          <w:b w:val="0"/>
+          <w:color w:val="1F2430"/>
+          <w:sz w:val="20"/>
+        </w:rPr>
+        <w:t xml:space="preserve"> / like ) weather experts forecast the weather?</w:t>
+      </w:r>
+    </w:p>
+    <w:p>
+      <w:pPr>
+        <w:spacing w:before="20" w:after="0" w:line="276" w:lineRule="auto"/>
+        <w:ind w:left="170"/>
+      </w:pPr>
+      <w:r>
+        <w:rPr>
+          <w:rFonts w:ascii="맑은 고딕" w:hAnsi="맑은 고딕" w:eastAsia="맑은 고딕"/>
+          <w:b w:val="0"/>
+          <w:color w:val="1F2430"/>
+          <w:sz w:val="20"/>
+        </w:rPr>
+        <w:t xml:space="preserve">3. Well, big data is improving the </w:t>
+      </w:r>
+      <w:r>
+        <w:rPr>
+          <w:rFonts w:ascii="맑은 고딕" w:hAnsi="맑은 고딕" w:eastAsia="맑은 고딕"/>
+          <w:b w:val="0"/>
+          <w:color w:val="1F2430"/>
+          <w:sz w:val="20"/>
+        </w:rPr>
+        <w:t>_________________</w:t>
+      </w:r>
+      <w:r>
+        <w:rPr>
+          <w:rFonts w:ascii="맑은 고딕" w:hAnsi="맑은 고딕" w:eastAsia="맑은 고딕"/>
+          <w:b w:val="0"/>
+          <w:color w:val="1F2430"/>
+          <w:sz w:val="20"/>
+        </w:rPr>
+        <w:t xml:space="preserve"> of players, ( made / </w:t>
+      </w:r>
+      <w:r>
+        <w:rPr>
+          <w:rFonts w:ascii="맑은 고딕" w:hAnsi="맑은 고딕" w:eastAsia="맑은 고딕"/>
+          <w:b w:val="0"/>
+          <w:color w:val="1F2430"/>
+          <w:sz w:val="20"/>
+        </w:rPr>
         <w:t>making</w:t>
       </w:r>
       <w:r>
@@ -2614,7 +3078,7 @@
           <w:rFonts w:ascii="맑은 고딕" w:hAnsi="맑은 고딕" w:eastAsia="맑은 고딕"/>
           <w:b w:val="0"/>
           <w:color w:val="1F2430"/>
-          <w:sz w:val="21"/>
+          <w:sz w:val="20"/>
         </w:rPr>
         <w:t xml:space="preserve"> ) sports more exciting.</w:t>
       </w:r>
@@ -2832,8 +3296,9 @@
           <w:b w:val="0"/>
           <w:color w:val="1F2430"/>
           <w:sz w:val="21"/>
-        </w:rPr>
-        <w:t xml:space="preserve">by collecting and ( analyze / </w:t>
+          <w:u w:val="single"/>
+        </w:rPr>
+        <w:t>by collecting and analyzing</w:t>
       </w:r>
       <w:r>
         <w:rPr>
@@ -2842,34 +3307,7 @@
           <w:color w:val="1F2430"/>
           <w:sz w:val="21"/>
         </w:rPr>
-        <w:t>analyzing</w:t>
-      </w:r>
-      <w:r>
-        <w:rPr>
-          <w:rFonts w:ascii="맑은 고딕" w:hAnsi="맑은 고딕" w:eastAsia="맑은 고딕"/>
-          <w:b w:val="0"/>
-          <w:color w:val="1F2430"/>
-          <w:sz w:val="21"/>
-        </w:rPr>
-        <w:t xml:space="preserve"> ) a huge ( </w:t>
-      </w:r>
-      <w:r>
-        <w:rPr>
-          <w:rFonts w:ascii="맑은 고딕" w:hAnsi="맑은 고딕" w:eastAsia="맑은 고딕"/>
-          <w:b w:val="0"/>
-          <w:color w:val="1F2430"/>
-          <w:sz w:val="21"/>
-        </w:rPr>
-        <w:t>amount</w:t>
-      </w:r>
-      <w:r>
-        <w:rPr>
-          <w:rFonts w:ascii="맑은 고딕" w:hAnsi="맑은 고딕" w:eastAsia="맑은 고딕"/>
-          <w:b w:val="0"/>
-          <w:color w:val="1F2430"/>
-          <w:sz w:val="21"/>
-        </w:rPr>
-        <w:t xml:space="preserve"> / number ) of data on players.</w:t>
+        <w:t xml:space="preserve"> a huge amount of data on players.</w:t>
       </w:r>
     </w:p>
     <w:p>
@@ -2923,7 +3361,7 @@
           <w:color w:val="1F2430"/>
           <w:sz w:val="21"/>
         </w:rPr>
-        <w:t xml:space="preserve"> and how long ( did he have / </w:t>
+        <w:t xml:space="preserve"> and </w:t>
       </w:r>
       <w:r>
         <w:rPr>
@@ -2931,8 +3369,9 @@
           <w:b w:val="0"/>
           <w:color w:val="1F2430"/>
           <w:sz w:val="21"/>
-        </w:rPr>
-        <w:t>he had</w:t>
+          <w:u w:val="single"/>
+        </w:rPr>
+        <w:t>how long he had the ball</w:t>
       </w:r>
       <w:r>
         <w:rPr>
@@ -2941,7 +3380,7 @@
           <w:color w:val="1F2430"/>
           <w:sz w:val="21"/>
         </w:rPr>
-        <w:t xml:space="preserve"> ) the ball.</w:t>
+        <w:t>.</w:t>
       </w:r>
     </w:p>
     <w:p>
@@ -2984,8 +3423,9 @@
           <w:b w:val="0"/>
           <w:color w:val="1F2430"/>
           <w:sz w:val="21"/>
-        </w:rPr>
-        <w:t xml:space="preserve">when and where ( </w:t>
+          <w:u w:val="single"/>
+        </w:rPr>
+        <w:t>when and where crime is</w:t>
       </w:r>
       <w:r>
         <w:rPr>
@@ -2994,34 +3434,7 @@
           <w:color w:val="1F2430"/>
           <w:sz w:val="21"/>
         </w:rPr>
-        <w:t>crime is</w:t>
-      </w:r>
-      <w:r>
-        <w:rPr>
-          <w:rFonts w:ascii="맑은 고딕" w:hAnsi="맑은 고딕" w:eastAsia="맑은 고딕"/>
-          <w:b w:val="0"/>
-          <w:color w:val="1F2430"/>
-          <w:sz w:val="21"/>
-        </w:rPr>
-        <w:t xml:space="preserve"> / is crime ) most </w:t>
-      </w:r>
-      <w:r>
-        <w:rPr>
-          <w:rFonts w:ascii="맑은 고딕" w:hAnsi="맑은 고딕" w:eastAsia="맑은 고딕"/>
-          <w:b w:val="0"/>
-          <w:color w:val="1F2430"/>
-          <w:sz w:val="21"/>
-        </w:rPr>
-        <w:t>_________</w:t>
-      </w:r>
-      <w:r>
-        <w:rPr>
-          <w:rFonts w:ascii="맑은 고딕" w:hAnsi="맑은 고딕" w:eastAsia="맑은 고딕"/>
-          <w:b w:val="0"/>
-          <w:color w:val="1F2430"/>
-          <w:sz w:val="21"/>
-        </w:rPr>
-        <w:t xml:space="preserve"> to happen.</w:t>
+        <w:t xml:space="preserve"> most likely to happen.</w:t>
       </w:r>
     </w:p>
     <w:p>
@@ -3064,8 +3477,9 @@
           <w:b w:val="0"/>
           <w:color w:val="1F2430"/>
           <w:sz w:val="21"/>
-        </w:rPr>
-        <w:t xml:space="preserve">( focus / </w:t>
+          <w:u w:val="single"/>
+        </w:rPr>
+        <w:t>focusing on the areas and the times this map predicts</w:t>
       </w:r>
       <w:r>
         <w:rPr>
@@ -3074,6 +3488,180 @@
           <w:color w:val="1F2430"/>
           <w:sz w:val="21"/>
         </w:rPr>
+        <w:t>.</w:t>
+      </w:r>
+    </w:p>
+    <w:p>
+      <w:pPr>
+        <w:keepNext/>
+        <w:spacing w:before="100" w:after="20" w:line="276" w:lineRule="auto"/>
+      </w:pPr>
+      <w:r>
+        <w:rPr>
+          <w:rFonts w:ascii="맑은 고딕" w:hAnsi="맑은 고딕" w:eastAsia="맑은 고딕"/>
+          <w:b/>
+          <w:color w:val="1F2430"/>
+          <w:sz w:val="20"/>
+        </w:rPr>
+        <w:t>★ 추가 문제 — 본문 빈칸 · 어법 선택 (위 본문 문장)</w:t>
+      </w:r>
+    </w:p>
+    <w:p>
+      <w:pPr>
+        <w:spacing w:before="20" w:after="0" w:line="276" w:lineRule="auto"/>
+        <w:ind w:left="170"/>
+      </w:pPr>
+      <w:r>
+        <w:rPr>
+          <w:rFonts w:ascii="맑은 고딕" w:hAnsi="맑은 고딕" w:eastAsia="맑은 고딕"/>
+          <w:b w:val="0"/>
+          <w:color w:val="1F2430"/>
+          <w:sz w:val="20"/>
+        </w:rPr>
+        <w:t xml:space="preserve">1. The team built a database by collecting and ( analyze / </w:t>
+      </w:r>
+      <w:r>
+        <w:rPr>
+          <w:rFonts w:ascii="맑은 고딕" w:hAnsi="맑은 고딕" w:eastAsia="맑은 고딕"/>
+          <w:b w:val="0"/>
+          <w:color w:val="1F2430"/>
+          <w:sz w:val="20"/>
+        </w:rPr>
+        <w:t>analyzing</w:t>
+      </w:r>
+      <w:r>
+        <w:rPr>
+          <w:rFonts w:ascii="맑은 고딕" w:hAnsi="맑은 고딕" w:eastAsia="맑은 고딕"/>
+          <w:b w:val="0"/>
+          <w:color w:val="1F2430"/>
+          <w:sz w:val="20"/>
+        </w:rPr>
+        <w:t xml:space="preserve"> ) a huge ( </w:t>
+      </w:r>
+      <w:r>
+        <w:rPr>
+          <w:rFonts w:ascii="맑은 고딕" w:hAnsi="맑은 고딕" w:eastAsia="맑은 고딕"/>
+          <w:b w:val="0"/>
+          <w:color w:val="1F2430"/>
+          <w:sz w:val="20"/>
+        </w:rPr>
+        <w:t>amount</w:t>
+      </w:r>
+      <w:r>
+        <w:rPr>
+          <w:rFonts w:ascii="맑은 고딕" w:hAnsi="맑은 고딕" w:eastAsia="맑은 고딕"/>
+          <w:b w:val="0"/>
+          <w:color w:val="1F2430"/>
+          <w:sz w:val="20"/>
+        </w:rPr>
+        <w:t xml:space="preserve"> / number ) of data on players.</w:t>
+      </w:r>
+    </w:p>
+    <w:p>
+      <w:pPr>
+        <w:spacing w:before="20" w:after="0" w:line="276" w:lineRule="auto"/>
+        <w:ind w:left="170"/>
+      </w:pPr>
+      <w:r>
+        <w:rPr>
+          <w:rFonts w:ascii="맑은 고딕" w:hAnsi="맑은 고딕" w:eastAsia="맑은 고딕"/>
+          <w:b w:val="0"/>
+          <w:color w:val="1F2430"/>
+          <w:sz w:val="20"/>
+        </w:rPr>
+        <w:t xml:space="preserve">2. For example, the data included information about how much each player ran and how long ( did he have / </w:t>
+      </w:r>
+      <w:r>
+        <w:rPr>
+          <w:rFonts w:ascii="맑은 고딕" w:hAnsi="맑은 고딕" w:eastAsia="맑은 고딕"/>
+          <w:b w:val="0"/>
+          <w:color w:val="1F2430"/>
+          <w:sz w:val="20"/>
+        </w:rPr>
+        <w:t>he had</w:t>
+      </w:r>
+      <w:r>
+        <w:rPr>
+          <w:rFonts w:ascii="맑은 고딕" w:hAnsi="맑은 고딕" w:eastAsia="맑은 고딕"/>
+          <w:b w:val="0"/>
+          <w:color w:val="1F2430"/>
+          <w:sz w:val="20"/>
+        </w:rPr>
+        <w:t xml:space="preserve"> ) the ball.</w:t>
+      </w:r>
+    </w:p>
+    <w:p>
+      <w:pPr>
+        <w:spacing w:before="20" w:after="0" w:line="276" w:lineRule="auto"/>
+        <w:ind w:left="170"/>
+      </w:pPr>
+      <w:r>
+        <w:rPr>
+          <w:rFonts w:ascii="맑은 고딕" w:hAnsi="맑은 고딕" w:eastAsia="맑은 고딕"/>
+          <w:b w:val="0"/>
+          <w:color w:val="1F2430"/>
+          <w:sz w:val="20"/>
+        </w:rPr>
+        <w:t xml:space="preserve">3. This map identifies when and where ( </w:t>
+      </w:r>
+      <w:r>
+        <w:rPr>
+          <w:rFonts w:ascii="맑은 고딕" w:hAnsi="맑은 고딕" w:eastAsia="맑은 고딕"/>
+          <w:b w:val="0"/>
+          <w:color w:val="1F2430"/>
+          <w:sz w:val="20"/>
+        </w:rPr>
+        <w:t>crime is</w:t>
+      </w:r>
+      <w:r>
+        <w:rPr>
+          <w:rFonts w:ascii="맑은 고딕" w:hAnsi="맑은 고딕" w:eastAsia="맑은 고딕"/>
+          <w:b w:val="0"/>
+          <w:color w:val="1F2430"/>
+          <w:sz w:val="20"/>
+        </w:rPr>
+        <w:t xml:space="preserve"> / is crime ) most </w:t>
+      </w:r>
+      <w:r>
+        <w:rPr>
+          <w:rFonts w:ascii="맑은 고딕" w:hAnsi="맑은 고딕" w:eastAsia="맑은 고딕"/>
+          <w:b w:val="0"/>
+          <w:color w:val="1F2430"/>
+          <w:sz w:val="20"/>
+        </w:rPr>
+        <w:t>_________</w:t>
+      </w:r>
+      <w:r>
+        <w:rPr>
+          <w:rFonts w:ascii="맑은 고딕" w:hAnsi="맑은 고딕" w:eastAsia="맑은 고딕"/>
+          <w:b w:val="0"/>
+          <w:color w:val="1F2430"/>
+          <w:sz w:val="20"/>
+        </w:rPr>
+        <w:t xml:space="preserve"> to happen.</w:t>
+      </w:r>
+    </w:p>
+    <w:p>
+      <w:pPr>
+        <w:spacing w:before="20" w:after="0" w:line="276" w:lineRule="auto"/>
+        <w:ind w:left="170"/>
+      </w:pPr>
+      <w:r>
+        <w:rPr>
+          <w:rFonts w:ascii="맑은 고딕" w:hAnsi="맑은 고딕" w:eastAsia="맑은 고딕"/>
+          <w:b w:val="0"/>
+          <w:color w:val="1F2430"/>
+          <w:sz w:val="20"/>
+        </w:rPr>
+        <w:t xml:space="preserve">4. Police can prevent further crime by ( focus / </w:t>
+      </w:r>
+      <w:r>
+        <w:rPr>
+          <w:rFonts w:ascii="맑은 고딕" w:hAnsi="맑은 고딕" w:eastAsia="맑은 고딕"/>
+          <w:b w:val="0"/>
+          <w:color w:val="1F2430"/>
+          <w:sz w:val="20"/>
+        </w:rPr>
         <w:t>focusing</w:t>
       </w:r>
       <w:r>
@@ -3081,7 +3669,7 @@
           <w:rFonts w:ascii="맑은 고딕" w:hAnsi="맑은 고딕" w:eastAsia="맑은 고딕"/>
           <w:b w:val="0"/>
           <w:color w:val="1F2430"/>
-          <w:sz w:val="21"/>
+          <w:sz w:val="20"/>
         </w:rPr>
         <w:t xml:space="preserve"> ) on the areas and the times this map ( </w:t>
       </w:r>
@@ -3090,7 +3678,7 @@
           <w:rFonts w:ascii="맑은 고딕" w:hAnsi="맑은 고딕" w:eastAsia="맑은 고딕"/>
           <w:b w:val="0"/>
           <w:color w:val="1F2430"/>
-          <w:sz w:val="21"/>
+          <w:sz w:val="20"/>
         </w:rPr>
         <w:t>predicts</w:t>
       </w:r>
@@ -3099,7 +3687,7 @@
           <w:rFonts w:ascii="맑은 고딕" w:hAnsi="맑은 고딕" w:eastAsia="맑은 고딕"/>
           <w:b w:val="0"/>
           <w:color w:val="1F2430"/>
-          <w:sz w:val="21"/>
+          <w:sz w:val="20"/>
         </w:rPr>
         <w:t xml:space="preserve"> / predict ).</w:t>
       </w:r>
@@ -3294,7 +3882,7 @@
           <w:color w:val="1F2430"/>
           <w:sz w:val="21"/>
         </w:rPr>
-        <w:t xml:space="preserve"> ( that / </w:t>
+        <w:t xml:space="preserve"> </w:t>
       </w:r>
       <w:r>
         <w:rPr>
@@ -3302,6 +3890,7 @@
           <w:b w:val="0"/>
           <w:color w:val="1F2430"/>
           <w:sz w:val="21"/>
+          <w:u w:val="single"/>
         </w:rPr>
         <w:t>which</w:t>
       </w:r>
@@ -3312,7 +3901,7 @@
           <w:color w:val="1F2430"/>
           <w:sz w:val="21"/>
         </w:rPr>
-        <w:t xml:space="preserve"> ) </w:t>
+        <w:t xml:space="preserve"> </w:t>
       </w:r>
       <w:r>
         <w:rPr>
@@ -3330,8 +3919,9 @@
           <w:b w:val="0"/>
           <w:color w:val="1F2430"/>
           <w:sz w:val="21"/>
-        </w:rPr>
-        <w:t xml:space="preserve">doesn't just analyze data, but ( </w:t>
+          <w:u w:val="single"/>
+        </w:rPr>
+        <w:t>doesn't just analyze data, but creates</w:t>
       </w:r>
       <w:r>
         <w:rPr>
@@ -3340,16 +3930,7 @@
           <w:color w:val="1F2430"/>
           <w:sz w:val="21"/>
         </w:rPr>
-        <w:t>creates</w:t>
-      </w:r>
-      <w:r>
-        <w:rPr>
-          <w:rFonts w:ascii="맑은 고딕" w:hAnsi="맑은 고딕" w:eastAsia="맑은 고딕"/>
-          <w:b w:val="0"/>
-          <w:color w:val="1F2430"/>
-          <w:sz w:val="21"/>
-        </w:rPr>
-        <w:t xml:space="preserve"> / create ) entirely new things.</w:t>
+        <w:t xml:space="preserve"> entirely new things.</w:t>
       </w:r>
     </w:p>
     <w:p>
@@ -3374,25 +3955,7 @@
           <w:color w:val="1F2430"/>
           <w:sz w:val="21"/>
         </w:rPr>
-        <w:t xml:space="preserve">If big data is like a </w:t>
-      </w:r>
-      <w:r>
-        <w:rPr>
-          <w:rFonts w:ascii="맑은 고딕" w:hAnsi="맑은 고딕" w:eastAsia="맑은 고딕"/>
-          <w:b w:val="0"/>
-          <w:color w:val="1F2430"/>
-          <w:sz w:val="21"/>
-        </w:rPr>
-        <w:t>___________</w:t>
-      </w:r>
-      <w:r>
-        <w:rPr>
-          <w:rFonts w:ascii="맑은 고딕" w:hAnsi="맑은 고딕" w:eastAsia="맑은 고딕"/>
-          <w:b w:val="0"/>
-          <w:color w:val="1F2430"/>
-          <w:sz w:val="21"/>
-        </w:rPr>
-        <w:t xml:space="preserve"> library, AI is </w:t>
+        <w:t xml:space="preserve">If big data is like a massive library, AI is </w:t>
       </w:r>
       <w:r>
         <w:rPr>
@@ -3410,8 +3973,9 @@
           <w:b w:val="0"/>
           <w:color w:val="1F2430"/>
           <w:sz w:val="21"/>
-        </w:rPr>
-        <w:t xml:space="preserve">the brilliant writer ( which / </w:t>
+          <w:u w:val="single"/>
+        </w:rPr>
+        <w:t>the brilliant writer who has read</w:t>
       </w:r>
       <w:r>
         <w:rPr>
@@ -3420,16 +3984,7 @@
           <w:color w:val="1F2430"/>
           <w:sz w:val="21"/>
         </w:rPr>
-        <w:t>who</w:t>
-      </w:r>
-      <w:r>
-        <w:rPr>
-          <w:rFonts w:ascii="맑은 고딕" w:hAnsi="맑은 고딕" w:eastAsia="맑은 고딕"/>
-          <w:b w:val="0"/>
-          <w:color w:val="1F2430"/>
-          <w:sz w:val="21"/>
-        </w:rPr>
-        <w:t xml:space="preserve"> ) has read every single book in it.</w:t>
+        <w:t xml:space="preserve"> every single book in it.</w:t>
       </w:r>
     </w:p>
     <w:p>
@@ -3472,8 +4027,9 @@
           <w:b w:val="0"/>
           <w:color w:val="1F2430"/>
           <w:sz w:val="21"/>
-        </w:rPr>
-        <w:t xml:space="preserve">( </w:t>
+          <w:u w:val="single"/>
+        </w:rPr>
+        <w:t>to ask</w:t>
       </w:r>
       <w:r>
         <w:rPr>
@@ -3482,34 +4038,7 @@
           <w:color w:val="1F2430"/>
           <w:sz w:val="21"/>
         </w:rPr>
-        <w:t>to ask</w:t>
-      </w:r>
-      <w:r>
-        <w:rPr>
-          <w:rFonts w:ascii="맑은 고딕" w:hAnsi="맑은 고딕" w:eastAsia="맑은 고딕"/>
-          <w:b w:val="0"/>
-          <w:color w:val="1F2430"/>
-          <w:sz w:val="21"/>
-        </w:rPr>
-        <w:t xml:space="preserve"> / asking ) the right questions and think ( critical / </w:t>
-      </w:r>
-      <w:r>
-        <w:rPr>
-          <w:rFonts w:ascii="맑은 고딕" w:hAnsi="맑은 고딕" w:eastAsia="맑은 고딕"/>
-          <w:b w:val="0"/>
-          <w:color w:val="1F2430"/>
-          <w:sz w:val="21"/>
-        </w:rPr>
-        <w:t>critically</w:t>
-      </w:r>
-      <w:r>
-        <w:rPr>
-          <w:rFonts w:ascii="맑은 고딕" w:hAnsi="맑은 고딕" w:eastAsia="맑은 고딕"/>
-          <w:b w:val="0"/>
-          <w:color w:val="1F2430"/>
-          <w:sz w:val="21"/>
-        </w:rPr>
-        <w:t xml:space="preserve"> ) about </w:t>
+        <w:t xml:space="preserve"> the right questions and think critically about </w:t>
       </w:r>
       <w:r>
         <w:rPr>
@@ -3539,6 +4068,174 @@
           <w:sz w:val="21"/>
         </w:rPr>
         <w:t>.</w:t>
+      </w:r>
+    </w:p>
+    <w:p>
+      <w:pPr>
+        <w:keepNext/>
+        <w:spacing w:before="100" w:after="20" w:line="276" w:lineRule="auto"/>
+      </w:pPr>
+      <w:r>
+        <w:rPr>
+          <w:rFonts w:ascii="맑은 고딕" w:hAnsi="맑은 고딕" w:eastAsia="맑은 고딕"/>
+          <w:b/>
+          <w:color w:val="1F2430"/>
+          <w:sz w:val="20"/>
+        </w:rPr>
+        <w:t>★ 추가 문제 — 본문 빈칸 · 어법 선택 (위 본문 문장)</w:t>
+      </w:r>
+    </w:p>
+    <w:p>
+      <w:pPr>
+        <w:spacing w:before="20" w:after="0" w:line="276" w:lineRule="auto"/>
+        <w:ind w:left="170"/>
+      </w:pPr>
+      <w:r>
+        <w:rPr>
+          <w:rFonts w:ascii="맑은 고딕" w:hAnsi="맑은 고딕" w:eastAsia="맑은 고딕"/>
+          <w:b w:val="0"/>
+          <w:color w:val="1F2430"/>
+          <w:sz w:val="20"/>
+        </w:rPr>
+        <w:t xml:space="preserve">1. We are now stepping into the era of "Generative AI," ( that / </w:t>
+      </w:r>
+      <w:r>
+        <w:rPr>
+          <w:rFonts w:ascii="맑은 고딕" w:hAnsi="맑은 고딕" w:eastAsia="맑은 고딕"/>
+          <w:b w:val="0"/>
+          <w:color w:val="1F2430"/>
+          <w:sz w:val="20"/>
+        </w:rPr>
+        <w:t>which</w:t>
+      </w:r>
+      <w:r>
+        <w:rPr>
+          <w:rFonts w:ascii="맑은 고딕" w:hAnsi="맑은 고딕" w:eastAsia="맑은 고딕"/>
+          <w:b w:val="0"/>
+          <w:color w:val="1F2430"/>
+          <w:sz w:val="20"/>
+        </w:rPr>
+        <w:t xml:space="preserve"> ) doesn't just analyze data, but ( </w:t>
+      </w:r>
+      <w:r>
+        <w:rPr>
+          <w:rFonts w:ascii="맑은 고딕" w:hAnsi="맑은 고딕" w:eastAsia="맑은 고딕"/>
+          <w:b w:val="0"/>
+          <w:color w:val="1F2430"/>
+          <w:sz w:val="20"/>
+        </w:rPr>
+        <w:t>creates</w:t>
+      </w:r>
+      <w:r>
+        <w:rPr>
+          <w:rFonts w:ascii="맑은 고딕" w:hAnsi="맑은 고딕" w:eastAsia="맑은 고딕"/>
+          <w:b w:val="0"/>
+          <w:color w:val="1F2430"/>
+          <w:sz w:val="20"/>
+        </w:rPr>
+        <w:t xml:space="preserve"> / create ) entirely new things.</w:t>
+      </w:r>
+    </w:p>
+    <w:p>
+      <w:pPr>
+        <w:spacing w:before="20" w:after="0" w:line="276" w:lineRule="auto"/>
+        <w:ind w:left="170"/>
+      </w:pPr>
+      <w:r>
+        <w:rPr>
+          <w:rFonts w:ascii="맑은 고딕" w:hAnsi="맑은 고딕" w:eastAsia="맑은 고딕"/>
+          <w:b w:val="0"/>
+          <w:color w:val="1F2430"/>
+          <w:sz w:val="20"/>
+        </w:rPr>
+        <w:t xml:space="preserve">2. If big data is like a </w:t>
+      </w:r>
+      <w:r>
+        <w:rPr>
+          <w:rFonts w:ascii="맑은 고딕" w:hAnsi="맑은 고딕" w:eastAsia="맑은 고딕"/>
+          <w:b w:val="0"/>
+          <w:color w:val="1F2430"/>
+          <w:sz w:val="20"/>
+        </w:rPr>
+        <w:t>___________</w:t>
+      </w:r>
+      <w:r>
+        <w:rPr>
+          <w:rFonts w:ascii="맑은 고딕" w:hAnsi="맑은 고딕" w:eastAsia="맑은 고딕"/>
+          <w:b w:val="0"/>
+          <w:color w:val="1F2430"/>
+          <w:sz w:val="20"/>
+        </w:rPr>
+        <w:t xml:space="preserve"> library, AI is the brilliant writer ( which / </w:t>
+      </w:r>
+      <w:r>
+        <w:rPr>
+          <w:rFonts w:ascii="맑은 고딕" w:hAnsi="맑은 고딕" w:eastAsia="맑은 고딕"/>
+          <w:b w:val="0"/>
+          <w:color w:val="1F2430"/>
+          <w:sz w:val="20"/>
+        </w:rPr>
+        <w:t>who</w:t>
+      </w:r>
+      <w:r>
+        <w:rPr>
+          <w:rFonts w:ascii="맑은 고딕" w:hAnsi="맑은 고딕" w:eastAsia="맑은 고딕"/>
+          <w:b w:val="0"/>
+          <w:color w:val="1F2430"/>
+          <w:sz w:val="20"/>
+        </w:rPr>
+        <w:t xml:space="preserve"> ) has read every single book in it.</w:t>
+      </w:r>
+    </w:p>
+    <w:p>
+      <w:pPr>
+        <w:spacing w:before="20" w:after="0" w:line="276" w:lineRule="auto"/>
+        <w:ind w:left="170"/>
+      </w:pPr>
+      <w:r>
+        <w:rPr>
+          <w:rFonts w:ascii="맑은 고딕" w:hAnsi="맑은 고딕" w:eastAsia="맑은 고딕"/>
+          <w:b w:val="0"/>
+          <w:color w:val="1F2430"/>
+          <w:sz w:val="20"/>
+        </w:rPr>
+        <w:t xml:space="preserve">3. It is the ability ( </w:t>
+      </w:r>
+      <w:r>
+        <w:rPr>
+          <w:rFonts w:ascii="맑은 고딕" w:hAnsi="맑은 고딕" w:eastAsia="맑은 고딕"/>
+          <w:b w:val="0"/>
+          <w:color w:val="1F2430"/>
+          <w:sz w:val="20"/>
+        </w:rPr>
+        <w:t>to ask</w:t>
+      </w:r>
+      <w:r>
+        <w:rPr>
+          <w:rFonts w:ascii="맑은 고딕" w:hAnsi="맑은 고딕" w:eastAsia="맑은 고딕"/>
+          <w:b w:val="0"/>
+          <w:color w:val="1F2430"/>
+          <w:sz w:val="20"/>
+        </w:rPr>
+        <w:t xml:space="preserve"> / asking ) the right questions and think ( critical / </w:t>
+      </w:r>
+      <w:r>
+        <w:rPr>
+          <w:rFonts w:ascii="맑은 고딕" w:hAnsi="맑은 고딕" w:eastAsia="맑은 고딕"/>
+          <w:b w:val="0"/>
+          <w:color w:val="1F2430"/>
+          <w:sz w:val="20"/>
+        </w:rPr>
+        <w:t>critically</w:t>
+      </w:r>
+      <w:r>
+        <w:rPr>
+          <w:rFonts w:ascii="맑은 고딕" w:hAnsi="맑은 고딕" w:eastAsia="맑은 고딕"/>
+          <w:b w:val="0"/>
+          <w:color w:val="1F2430"/>
+          <w:sz w:val="20"/>
+        </w:rPr>
+        <w:t xml:space="preserve"> ) about the answers it gives us.</w:t>
       </w:r>
     </w:p>
     <w:p>
@@ -3889,8 +4586,9 @@
           <w:b w:val="0"/>
           <w:color w:val="1F2430"/>
           <w:sz w:val="21"/>
-        </w:rPr>
-        <w:t xml:space="preserve">One of eight Chinese ( character / </w:t>
+          <w:u w:val="single"/>
+        </w:rPr>
+        <w:t>One of eight Chinese characters appears</w:t>
       </w:r>
       <w:r>
         <w:rPr>
@@ -3899,6 +4597,45 @@
           <w:color w:val="1F2430"/>
           <w:sz w:val="21"/>
         </w:rPr>
+        <w:t xml:space="preserve"> in Munjado.</w:t>
+      </w:r>
+    </w:p>
+    <w:p>
+      <w:pPr>
+        <w:keepNext/>
+        <w:spacing w:before="100" w:after="20" w:line="276" w:lineRule="auto"/>
+      </w:pPr>
+      <w:r>
+        <w:rPr>
+          <w:rFonts w:ascii="맑은 고딕" w:hAnsi="맑은 고딕" w:eastAsia="맑은 고딕"/>
+          <w:b/>
+          <w:color w:val="1F2430"/>
+          <w:sz w:val="20"/>
+        </w:rPr>
+        <w:t>★ 추가 문제 — 본문 빈칸 · 어법 선택 (위 본문 문장)</w:t>
+      </w:r>
+    </w:p>
+    <w:p>
+      <w:pPr>
+        <w:spacing w:before="20" w:after="0" w:line="276" w:lineRule="auto"/>
+        <w:ind w:left="170"/>
+      </w:pPr>
+      <w:r>
+        <w:rPr>
+          <w:rFonts w:ascii="맑은 고딕" w:hAnsi="맑은 고딕" w:eastAsia="맑은 고딕"/>
+          <w:b w:val="0"/>
+          <w:color w:val="1F2430"/>
+          <w:sz w:val="20"/>
+        </w:rPr>
+        <w:t xml:space="preserve">3. One of eight Chinese ( character / </w:t>
+      </w:r>
+      <w:r>
+        <w:rPr>
+          <w:rFonts w:ascii="맑은 고딕" w:hAnsi="맑은 고딕" w:eastAsia="맑은 고딕"/>
+          <w:b w:val="0"/>
+          <w:color w:val="1F2430"/>
+          <w:sz w:val="20"/>
+        </w:rPr>
         <w:t>characters</w:t>
       </w:r>
       <w:r>
@@ -3906,7 +4643,7 @@
           <w:rFonts w:ascii="맑은 고딕" w:hAnsi="맑은 고딕" w:eastAsia="맑은 고딕"/>
           <w:b w:val="0"/>
           <w:color w:val="1F2430"/>
-          <w:sz w:val="21"/>
+          <w:sz w:val="20"/>
         </w:rPr>
         <w:t xml:space="preserve"> ) ( </w:t>
       </w:r>
@@ -3915,7 +4652,7 @@
           <w:rFonts w:ascii="맑은 고딕" w:hAnsi="맑은 고딕" w:eastAsia="맑은 고딕"/>
           <w:b w:val="0"/>
           <w:color w:val="1F2430"/>
-          <w:sz w:val="21"/>
+          <w:sz w:val="20"/>
         </w:rPr>
         <w:t>appears</w:t>
       </w:r>
@@ -3924,7 +4661,7 @@
           <w:rFonts w:ascii="맑은 고딕" w:hAnsi="맑은 고딕" w:eastAsia="맑은 고딕"/>
           <w:b w:val="0"/>
           <w:color w:val="1F2430"/>
-          <w:sz w:val="21"/>
+          <w:sz w:val="20"/>
         </w:rPr>
         <w:t xml:space="preserve"> / appear ) in Munjado.</w:t>
       </w:r>
@@ -4149,25 +4886,7 @@
           <w:color w:val="1F2430"/>
           <w:sz w:val="21"/>
         </w:rPr>
-        <w:t xml:space="preserve">For example, carp in the paintings of hyo symbolize respect for parents ( because / </w:t>
-      </w:r>
-      <w:r>
-        <w:rPr>
-          <w:rFonts w:ascii="맑은 고딕" w:hAnsi="맑은 고딕" w:eastAsia="맑은 고딕"/>
-          <w:b w:val="0"/>
-          <w:color w:val="1F2430"/>
-          <w:sz w:val="21"/>
-        </w:rPr>
-        <w:t>because of</w:t>
-      </w:r>
-      <w:r>
-        <w:rPr>
-          <w:rFonts w:ascii="맑은 고딕" w:hAnsi="맑은 고딕" w:eastAsia="맑은 고딕"/>
-          <w:b w:val="0"/>
-          <w:color w:val="1F2430"/>
-          <w:sz w:val="21"/>
-        </w:rPr>
-        <w:t xml:space="preserve"> ) an old story.</w:t>
+        <w:t>For example, carp in the paintings of hyo symbolize respect for parents because of an old story.</w:t>
       </w:r>
     </w:p>
     <w:p>
@@ -4210,8 +4929,9 @@
           <w:b w:val="0"/>
           <w:color w:val="1F2430"/>
           <w:sz w:val="21"/>
-        </w:rPr>
-        <w:t xml:space="preserve">It would be wonderful if I ( can / </w:t>
+          <w:u w:val="single"/>
+        </w:rPr>
+        <w:t>It would be wonderful if I could eat</w:t>
       </w:r>
       <w:r>
         <w:rPr>
@@ -4220,16 +4940,7 @@
           <w:color w:val="1F2430"/>
           <w:sz w:val="21"/>
         </w:rPr>
-        <w:t>could</w:t>
-      </w:r>
-      <w:r>
-        <w:rPr>
-          <w:rFonts w:ascii="맑은 고딕" w:hAnsi="맑은 고딕" w:eastAsia="맑은 고딕"/>
-          <w:b w:val="0"/>
-          <w:color w:val="1F2430"/>
-          <w:sz w:val="21"/>
-        </w:rPr>
-        <w:t xml:space="preserve"> ) eat fresh fish."</w:t>
+        <w:t xml:space="preserve"> fresh fish."</w:t>
       </w:r>
     </w:p>
     <w:p>
@@ -4263,8 +4974,9 @@
           <w:b w:val="0"/>
           <w:color w:val="1F2430"/>
           <w:sz w:val="21"/>
-        </w:rPr>
-        <w:t xml:space="preserve">It was impossible ( </w:t>
+          <w:u w:val="single"/>
+        </w:rPr>
+        <w:t>It was impossible for him to catch</w:t>
       </w:r>
       <w:r>
         <w:rPr>
@@ -4273,34 +4985,7 @@
           <w:color w:val="1F2430"/>
           <w:sz w:val="21"/>
         </w:rPr>
-        <w:t>for</w:t>
-      </w:r>
-      <w:r>
-        <w:rPr>
-          <w:rFonts w:ascii="맑은 고딕" w:hAnsi="맑은 고딕" w:eastAsia="맑은 고딕"/>
-          <w:b w:val="0"/>
-          <w:color w:val="1F2430"/>
-          <w:sz w:val="21"/>
-        </w:rPr>
-        <w:t xml:space="preserve"> / of ) him ( catching / </w:t>
-      </w:r>
-      <w:r>
-        <w:rPr>
-          <w:rFonts w:ascii="맑은 고딕" w:hAnsi="맑은 고딕" w:eastAsia="맑은 고딕"/>
-          <w:b w:val="0"/>
-          <w:color w:val="1F2430"/>
-          <w:sz w:val="21"/>
-        </w:rPr>
-        <w:t>to catch</w:t>
-      </w:r>
-      <w:r>
-        <w:rPr>
-          <w:rFonts w:ascii="맑은 고딕" w:hAnsi="맑은 고딕" w:eastAsia="맑은 고딕"/>
-          <w:b w:val="0"/>
-          <w:color w:val="1F2430"/>
-          <w:sz w:val="21"/>
-        </w:rPr>
-        <w:t xml:space="preserve"> ) any fish.</w:t>
+        <w:t xml:space="preserve"> any fish.</w:t>
       </w:r>
     </w:p>
     <w:p>
@@ -4343,8 +5028,9 @@
           <w:b w:val="0"/>
           <w:color w:val="1F2430"/>
           <w:sz w:val="21"/>
-        </w:rPr>
-        <w:t xml:space="preserve">( </w:t>
+          <w:u w:val="single"/>
+        </w:rPr>
+        <w:t>so disappointed that</w:t>
       </w:r>
       <w:r>
         <w:rPr>
@@ -4353,6 +5039,162 @@
           <w:color w:val="1F2430"/>
           <w:sz w:val="21"/>
         </w:rPr>
+        <w:t xml:space="preserve"> he cried out to the sky, "What should I do? Please help me."</w:t>
+      </w:r>
+    </w:p>
+    <w:p>
+      <w:pPr>
+        <w:keepNext/>
+        <w:spacing w:before="100" w:after="20" w:line="276" w:lineRule="auto"/>
+      </w:pPr>
+      <w:r>
+        <w:rPr>
+          <w:rFonts w:ascii="맑은 고딕" w:hAnsi="맑은 고딕" w:eastAsia="맑은 고딕"/>
+          <w:b/>
+          <w:color w:val="1F2430"/>
+          <w:sz w:val="20"/>
+        </w:rPr>
+        <w:t>★ 추가 문제 — 본문 빈칸 · 어법 선택 (위 본문 문장)</w:t>
+      </w:r>
+    </w:p>
+    <w:p>
+      <w:pPr>
+        <w:spacing w:before="20" w:after="0" w:line="276" w:lineRule="auto"/>
+        <w:ind w:left="170"/>
+      </w:pPr>
+      <w:r>
+        <w:rPr>
+          <w:rFonts w:ascii="맑은 고딕" w:hAnsi="맑은 고딕" w:eastAsia="맑은 고딕"/>
+          <w:b w:val="0"/>
+          <w:color w:val="1F2430"/>
+          <w:sz w:val="20"/>
+        </w:rPr>
+        <w:t xml:space="preserve">2. For example, carp in the paintings of hyo symbolize respect for parents ( because / </w:t>
+      </w:r>
+      <w:r>
+        <w:rPr>
+          <w:rFonts w:ascii="맑은 고딕" w:hAnsi="맑은 고딕" w:eastAsia="맑은 고딕"/>
+          <w:b w:val="0"/>
+          <w:color w:val="1F2430"/>
+          <w:sz w:val="20"/>
+        </w:rPr>
+        <w:t>because of</w:t>
+      </w:r>
+      <w:r>
+        <w:rPr>
+          <w:rFonts w:ascii="맑은 고딕" w:hAnsi="맑은 고딕" w:eastAsia="맑은 고딕"/>
+          <w:b w:val="0"/>
+          <w:color w:val="1F2430"/>
+          <w:sz w:val="20"/>
+        </w:rPr>
+        <w:t xml:space="preserve"> ) an old story.</w:t>
+      </w:r>
+    </w:p>
+    <w:p>
+      <w:pPr>
+        <w:spacing w:before="20" w:after="0" w:line="276" w:lineRule="auto"/>
+        <w:ind w:left="170"/>
+      </w:pPr>
+      <w:r>
+        <w:rPr>
+          <w:rFonts w:ascii="맑은 고딕" w:hAnsi="맑은 고딕" w:eastAsia="맑은 고딕"/>
+          <w:b w:val="0"/>
+          <w:color w:val="1F2430"/>
+          <w:sz w:val="20"/>
+        </w:rPr>
+        <w:t xml:space="preserve">3. On one very cold day, the mother said to the man, "It would be wonderful if I ( can / </w:t>
+      </w:r>
+      <w:r>
+        <w:rPr>
+          <w:rFonts w:ascii="맑은 고딕" w:hAnsi="맑은 고딕" w:eastAsia="맑은 고딕"/>
+          <w:b w:val="0"/>
+          <w:color w:val="1F2430"/>
+          <w:sz w:val="20"/>
+        </w:rPr>
+        <w:t>could</w:t>
+      </w:r>
+      <w:r>
+        <w:rPr>
+          <w:rFonts w:ascii="맑은 고딕" w:hAnsi="맑은 고딕" w:eastAsia="맑은 고딕"/>
+          <w:b w:val="0"/>
+          <w:color w:val="1F2430"/>
+          <w:sz w:val="20"/>
+        </w:rPr>
+        <w:t xml:space="preserve"> ) eat fresh fish."</w:t>
+      </w:r>
+    </w:p>
+    <w:p>
+      <w:pPr>
+        <w:spacing w:before="20" w:after="0" w:line="276" w:lineRule="auto"/>
+        <w:ind w:left="170"/>
+      </w:pPr>
+      <w:r>
+        <w:rPr>
+          <w:rFonts w:ascii="맑은 고딕" w:hAnsi="맑은 고딕" w:eastAsia="맑은 고딕"/>
+          <w:b w:val="0"/>
+          <w:color w:val="1F2430"/>
+          <w:sz w:val="20"/>
+        </w:rPr>
+        <w:t xml:space="preserve">4. It was impossible ( </w:t>
+      </w:r>
+      <w:r>
+        <w:rPr>
+          <w:rFonts w:ascii="맑은 고딕" w:hAnsi="맑은 고딕" w:eastAsia="맑은 고딕"/>
+          <w:b w:val="0"/>
+          <w:color w:val="1F2430"/>
+          <w:sz w:val="20"/>
+        </w:rPr>
+        <w:t>for</w:t>
+      </w:r>
+      <w:r>
+        <w:rPr>
+          <w:rFonts w:ascii="맑은 고딕" w:hAnsi="맑은 고딕" w:eastAsia="맑은 고딕"/>
+          <w:b w:val="0"/>
+          <w:color w:val="1F2430"/>
+          <w:sz w:val="20"/>
+        </w:rPr>
+        <w:t xml:space="preserve"> / of ) him ( catching / </w:t>
+      </w:r>
+      <w:r>
+        <w:rPr>
+          <w:rFonts w:ascii="맑은 고딕" w:hAnsi="맑은 고딕" w:eastAsia="맑은 고딕"/>
+          <w:b w:val="0"/>
+          <w:color w:val="1F2430"/>
+          <w:sz w:val="20"/>
+        </w:rPr>
+        <w:t>to catch</w:t>
+      </w:r>
+      <w:r>
+        <w:rPr>
+          <w:rFonts w:ascii="맑은 고딕" w:hAnsi="맑은 고딕" w:eastAsia="맑은 고딕"/>
+          <w:b w:val="0"/>
+          <w:color w:val="1F2430"/>
+          <w:sz w:val="20"/>
+        </w:rPr>
+        <w:t xml:space="preserve"> ) any fish.</w:t>
+      </w:r>
+    </w:p>
+    <w:p>
+      <w:pPr>
+        <w:spacing w:before="20" w:after="0" w:line="276" w:lineRule="auto"/>
+        <w:ind w:left="170"/>
+      </w:pPr>
+      <w:r>
+        <w:rPr>
+          <w:rFonts w:ascii="맑은 고딕" w:hAnsi="맑은 고딕" w:eastAsia="맑은 고딕"/>
+          <w:b w:val="0"/>
+          <w:color w:val="1F2430"/>
+          <w:sz w:val="20"/>
+        </w:rPr>
+        <w:t xml:space="preserve">5. The man was ( </w:t>
+      </w:r>
+      <w:r>
+        <w:rPr>
+          <w:rFonts w:ascii="맑은 고딕" w:hAnsi="맑은 고딕" w:eastAsia="맑은 고딕"/>
+          <w:b w:val="0"/>
+          <w:color w:val="1F2430"/>
+          <w:sz w:val="20"/>
+        </w:rPr>
         <w:t>so</w:t>
       </w:r>
       <w:r>
@@ -4360,7 +5202,7 @@
           <w:rFonts w:ascii="맑은 고딕" w:hAnsi="맑은 고딕" w:eastAsia="맑은 고딕"/>
           <w:b w:val="0"/>
           <w:color w:val="1F2430"/>
-          <w:sz w:val="21"/>
+          <w:sz w:val="20"/>
         </w:rPr>
         <w:t xml:space="preserve"> / such ) ( disappointing / </w:t>
       </w:r>
@@ -4369,7 +5211,7 @@
           <w:rFonts w:ascii="맑은 고딕" w:hAnsi="맑은 고딕" w:eastAsia="맑은 고딕"/>
           <w:b w:val="0"/>
           <w:color w:val="1F2430"/>
-          <w:sz w:val="21"/>
+          <w:sz w:val="20"/>
         </w:rPr>
         <w:t>disappointed</w:t>
       </w:r>
@@ -4378,7 +5220,7 @@
           <w:rFonts w:ascii="맑은 고딕" w:hAnsi="맑은 고딕" w:eastAsia="맑은 고딕"/>
           <w:b w:val="0"/>
           <w:color w:val="1F2430"/>
-          <w:sz w:val="21"/>
+          <w:sz w:val="20"/>
         </w:rPr>
         <w:t xml:space="preserve"> ) that he cried out to the sky, "What should I do? Please help me."</w:t>
       </w:r>
@@ -4720,8 +5562,9 @@
           <w:b w:val="0"/>
           <w:color w:val="1F2430"/>
           <w:sz w:val="21"/>
-        </w:rPr>
-        <w:t xml:space="preserve">stays ( </w:t>
+          <w:u w:val="single"/>
+        </w:rPr>
+        <w:t>stays green</w:t>
       </w:r>
       <w:r>
         <w:rPr>
@@ -4730,16 +5573,7 @@
           <w:color w:val="1F2430"/>
           <w:sz w:val="21"/>
         </w:rPr>
-        <w:t>green</w:t>
-      </w:r>
-      <w:r>
-        <w:rPr>
-          <w:rFonts w:ascii="맑은 고딕" w:hAnsi="맑은 고딕" w:eastAsia="맑은 고딕"/>
-          <w:b w:val="0"/>
-          <w:color w:val="1F2430"/>
-          <w:sz w:val="21"/>
-        </w:rPr>
-        <w:t xml:space="preserve"> / greenly ) in all kinds of weather.</w:t>
+        <w:t xml:space="preserve"> in all kinds of weather.</w:t>
       </w:r>
     </w:p>
     <w:p>
@@ -4782,8 +5616,9 @@
           <w:b w:val="0"/>
           <w:color w:val="1F2430"/>
           <w:sz w:val="21"/>
-        </w:rPr>
-        <w:t xml:space="preserve">came to ( symbolizing / </w:t>
+          <w:u w:val="single"/>
+        </w:rPr>
+        <w:t>came to symbolize</w:t>
       </w:r>
       <w:r>
         <w:rPr>
@@ -4792,34 +5627,7 @@
           <w:color w:val="1F2430"/>
           <w:sz w:val="21"/>
         </w:rPr>
-        <w:t>symbolize</w:t>
-      </w:r>
-      <w:r>
-        <w:rPr>
-          <w:rFonts w:ascii="맑은 고딕" w:hAnsi="맑은 고딕" w:eastAsia="맑은 고딕"/>
-          <w:b w:val="0"/>
-          <w:color w:val="1F2430"/>
-          <w:sz w:val="21"/>
-        </w:rPr>
-        <w:t xml:space="preserve"> ) </w:t>
-      </w:r>
-      <w:r>
-        <w:rPr>
-          <w:rFonts w:ascii="맑은 고딕" w:hAnsi="맑은 고딕" w:eastAsia="맑은 고딕"/>
-          <w:b w:val="0"/>
-          <w:color w:val="1F2430"/>
-          <w:sz w:val="21"/>
-        </w:rPr>
-        <w:t>___________</w:t>
-      </w:r>
-      <w:r>
-        <w:rPr>
-          <w:rFonts w:ascii="맑은 고딕" w:hAnsi="맑은 고딕" w:eastAsia="맑은 고딕"/>
-          <w:b w:val="0"/>
-          <w:color w:val="1F2430"/>
-          <w:sz w:val="21"/>
-        </w:rPr>
-        <w:t xml:space="preserve"> to the king.</w:t>
+        <w:t xml:space="preserve"> loyalty to the king.</w:t>
       </w:r>
     </w:p>
     <w:p>
@@ -4862,8 +5670,9 @@
           <w:b w:val="0"/>
           <w:color w:val="1F2430"/>
           <w:sz w:val="21"/>
-        </w:rPr>
-        <w:t xml:space="preserve">( </w:t>
+          <w:u w:val="single"/>
+        </w:rPr>
+        <w:t>to fight</w:t>
       </w:r>
       <w:r>
         <w:rPr>
@@ -4872,6 +5681,129 @@
           <w:color w:val="1F2430"/>
           <w:sz w:val="21"/>
         </w:rPr>
+        <w:t xml:space="preserve"> for justice despite difficulties.</w:t>
+      </w:r>
+    </w:p>
+    <w:p>
+      <w:pPr>
+        <w:keepNext/>
+        <w:spacing w:before="100" w:after="20" w:line="276" w:lineRule="auto"/>
+      </w:pPr>
+      <w:r>
+        <w:rPr>
+          <w:rFonts w:ascii="맑은 고딕" w:hAnsi="맑은 고딕" w:eastAsia="맑은 고딕"/>
+          <w:b/>
+          <w:color w:val="1F2430"/>
+          <w:sz w:val="20"/>
+        </w:rPr>
+        <w:t>★ 추가 문제 — 본문 빈칸 · 어법 선택 (위 본문 문장)</w:t>
+      </w:r>
+    </w:p>
+    <w:p>
+      <w:pPr>
+        <w:spacing w:before="20" w:after="0" w:line="276" w:lineRule="auto"/>
+        <w:ind w:left="170"/>
+      </w:pPr>
+      <w:r>
+        <w:rPr>
+          <w:rFonts w:ascii="맑은 고딕" w:hAnsi="맑은 고딕" w:eastAsia="맑은 고딕"/>
+          <w:b w:val="0"/>
+          <w:color w:val="1F2430"/>
+          <w:sz w:val="20"/>
+        </w:rPr>
+        <w:t xml:space="preserve">2. Bamboo does not bend. It stays ( </w:t>
+      </w:r>
+      <w:r>
+        <w:rPr>
+          <w:rFonts w:ascii="맑은 고딕" w:hAnsi="맑은 고딕" w:eastAsia="맑은 고딕"/>
+          <w:b w:val="0"/>
+          <w:color w:val="1F2430"/>
+          <w:sz w:val="20"/>
+        </w:rPr>
+        <w:t>green</w:t>
+      </w:r>
+      <w:r>
+        <w:rPr>
+          <w:rFonts w:ascii="맑은 고딕" w:hAnsi="맑은 고딕" w:eastAsia="맑은 고딕"/>
+          <w:b w:val="0"/>
+          <w:color w:val="1F2430"/>
+          <w:sz w:val="20"/>
+        </w:rPr>
+        <w:t xml:space="preserve"> / greenly ) in all kinds of weather.</w:t>
+      </w:r>
+    </w:p>
+    <w:p>
+      <w:pPr>
+        <w:spacing w:before="20" w:after="0" w:line="276" w:lineRule="auto"/>
+        <w:ind w:left="170"/>
+      </w:pPr>
+      <w:r>
+        <w:rPr>
+          <w:rFonts w:ascii="맑은 고딕" w:hAnsi="맑은 고딕" w:eastAsia="맑은 고딕"/>
+          <w:b w:val="0"/>
+          <w:color w:val="1F2430"/>
+          <w:sz w:val="20"/>
+        </w:rPr>
+        <w:t xml:space="preserve">3. For these reasons, bamboo came to ( symbolizing / </w:t>
+      </w:r>
+      <w:r>
+        <w:rPr>
+          <w:rFonts w:ascii="맑은 고딕" w:hAnsi="맑은 고딕" w:eastAsia="맑은 고딕"/>
+          <w:b w:val="0"/>
+          <w:color w:val="1F2430"/>
+          <w:sz w:val="20"/>
+        </w:rPr>
+        <w:t>symbolize</w:t>
+      </w:r>
+      <w:r>
+        <w:rPr>
+          <w:rFonts w:ascii="맑은 고딕" w:hAnsi="맑은 고딕" w:eastAsia="맑은 고딕"/>
+          <w:b w:val="0"/>
+          <w:color w:val="1F2430"/>
+          <w:sz w:val="20"/>
+        </w:rPr>
+        <w:t xml:space="preserve"> ) </w:t>
+      </w:r>
+      <w:r>
+        <w:rPr>
+          <w:rFonts w:ascii="맑은 고딕" w:hAnsi="맑은 고딕" w:eastAsia="맑은 고딕"/>
+          <w:b w:val="0"/>
+          <w:color w:val="1F2430"/>
+          <w:sz w:val="20"/>
+        </w:rPr>
+        <w:t>___________</w:t>
+      </w:r>
+      <w:r>
+        <w:rPr>
+          <w:rFonts w:ascii="맑은 고딕" w:hAnsi="맑은 고딕" w:eastAsia="맑은 고딕"/>
+          <w:b w:val="0"/>
+          <w:color w:val="1F2430"/>
+          <w:sz w:val="20"/>
+        </w:rPr>
+        <w:t xml:space="preserve"> to the king.</w:t>
+      </w:r>
+    </w:p>
+    <w:p>
+      <w:pPr>
+        <w:spacing w:before="20" w:after="0" w:line="276" w:lineRule="auto"/>
+        <w:ind w:left="170"/>
+      </w:pPr>
+      <w:r>
+        <w:rPr>
+          <w:rFonts w:ascii="맑은 고딕" w:hAnsi="맑은 고딕" w:eastAsia="맑은 고딕"/>
+          <w:b w:val="0"/>
+          <w:color w:val="1F2430"/>
+          <w:sz w:val="20"/>
+        </w:rPr>
+        <w:t xml:space="preserve">4. They thus became a symbol of a person's will ( </w:t>
+      </w:r>
+      <w:r>
+        <w:rPr>
+          <w:rFonts w:ascii="맑은 고딕" w:hAnsi="맑은 고딕" w:eastAsia="맑은 고딕"/>
+          <w:b w:val="0"/>
+          <w:color w:val="1F2430"/>
+          <w:sz w:val="20"/>
+        </w:rPr>
         <w:t>to fight</w:t>
       </w:r>
       <w:r>
@@ -4879,7 +5811,7 @@
           <w:rFonts w:ascii="맑은 고딕" w:hAnsi="맑은 고딕" w:eastAsia="맑은 고딕"/>
           <w:b w:val="0"/>
           <w:color w:val="1F2430"/>
-          <w:sz w:val="21"/>
+          <w:sz w:val="20"/>
         </w:rPr>
         <w:t xml:space="preserve"> / fighting ) for justice ( despite of / </w:t>
       </w:r>
@@ -4888,7 +5820,7 @@
           <w:rFonts w:ascii="맑은 고딕" w:hAnsi="맑은 고딕" w:eastAsia="맑은 고딕"/>
           <w:b w:val="0"/>
           <w:color w:val="1F2430"/>
-          <w:sz w:val="21"/>
+          <w:sz w:val="20"/>
         </w:rPr>
         <w:t>despite</w:t>
       </w:r>
@@ -4897,7 +5829,7 @@
           <w:rFonts w:ascii="맑은 고딕" w:hAnsi="맑은 고딕" w:eastAsia="맑은 고딕"/>
           <w:b w:val="0"/>
           <w:color w:val="1F2430"/>
-          <w:sz w:val="21"/>
+          <w:sz w:val="20"/>
         </w:rPr>
         <w:t xml:space="preserve"> ) difficulties.</w:t>
       </w:r>
@@ -5115,8 +6047,9 @@
           <w:b w:val="0"/>
           <w:color w:val="1F2430"/>
           <w:sz w:val="21"/>
-        </w:rPr>
-        <w:t xml:space="preserve">( very / </w:t>
+          <w:u w:val="single"/>
+        </w:rPr>
+        <w:t>much</w:t>
       </w:r>
       <w:r>
         <w:rPr>
@@ -5125,16 +6058,7 @@
           <w:color w:val="1F2430"/>
           <w:sz w:val="21"/>
         </w:rPr>
-        <w:t>much</w:t>
-      </w:r>
-      <w:r>
-        <w:rPr>
-          <w:rFonts w:ascii="맑은 고딕" w:hAnsi="맑은 고딕" w:eastAsia="맑은 고딕"/>
-          <w:b w:val="0"/>
-          <w:color w:val="1F2430"/>
-          <w:sz w:val="21"/>
-        </w:rPr>
-        <w:t xml:space="preserve"> ) </w:t>
+        <w:t xml:space="preserve"> </w:t>
       </w:r>
       <w:r>
         <w:rPr>
@@ -5237,25 +6161,7 @@
           <w:color w:val="1F2430"/>
           <w:sz w:val="21"/>
         </w:rPr>
-        <w:t xml:space="preserve"> ( </w:t>
-      </w:r>
-      <w:r>
-        <w:rPr>
-          <w:rFonts w:ascii="맑은 고딕" w:hAnsi="맑은 고딕" w:eastAsia="맑은 고딕"/>
-          <w:b w:val="0"/>
-          <w:color w:val="1F2430"/>
-          <w:sz w:val="21"/>
-        </w:rPr>
-        <w:t>of</w:t>
-      </w:r>
-      <w:r>
-        <w:rPr>
-          <w:rFonts w:ascii="맑은 고딕" w:hAnsi="맑은 고딕" w:eastAsia="맑은 고딕"/>
-          <w:b w:val="0"/>
-          <w:color w:val="1F2430"/>
-          <w:sz w:val="21"/>
-        </w:rPr>
-        <w:t xml:space="preserve"> / to ) important values </w:t>
+        <w:t xml:space="preserve"> of important values </w:t>
       </w:r>
       <w:r>
         <w:rPr>
@@ -5273,8 +6179,9 @@
           <w:b w:val="0"/>
           <w:color w:val="1F2430"/>
           <w:sz w:val="21"/>
-        </w:rPr>
-        <w:t xml:space="preserve">( what / </w:t>
+          <w:u w:val="single"/>
+        </w:rPr>
+        <w:t>that greatly influenced</w:t>
       </w:r>
       <w:r>
         <w:rPr>
@@ -5283,6 +6190,96 @@
           <w:color w:val="1F2430"/>
           <w:sz w:val="21"/>
         </w:rPr>
+        <w:t xml:space="preserve"> their behaviors and attitudes.</w:t>
+      </w:r>
+    </w:p>
+    <w:p>
+      <w:pPr>
+        <w:keepNext/>
+        <w:spacing w:before="100" w:after="20" w:line="276" w:lineRule="auto"/>
+      </w:pPr>
+      <w:r>
+        <w:rPr>
+          <w:rFonts w:ascii="맑은 고딕" w:hAnsi="맑은 고딕" w:eastAsia="맑은 고딕"/>
+          <w:b/>
+          <w:color w:val="1F2430"/>
+          <w:sz w:val="20"/>
+        </w:rPr>
+        <w:t>★ 추가 문제 — 본문 빈칸 · 어법 선택 (위 본문 문장)</w:t>
+      </w:r>
+    </w:p>
+    <w:p>
+      <w:pPr>
+        <w:spacing w:before="20" w:after="0" w:line="276" w:lineRule="auto"/>
+        <w:ind w:left="170"/>
+      </w:pPr>
+      <w:r>
+        <w:rPr>
+          <w:rFonts w:ascii="맑은 고딕" w:hAnsi="맑은 고딕" w:eastAsia="맑은 고딕"/>
+          <w:b w:val="0"/>
+          <w:color w:val="1F2430"/>
+          <w:sz w:val="20"/>
+        </w:rPr>
+        <w:t xml:space="preserve">1. Munjado was ( very / </w:t>
+      </w:r>
+      <w:r>
+        <w:rPr>
+          <w:rFonts w:ascii="맑은 고딕" w:hAnsi="맑은 고딕" w:eastAsia="맑은 고딕"/>
+          <w:b w:val="0"/>
+          <w:color w:val="1F2430"/>
+          <w:sz w:val="20"/>
+        </w:rPr>
+        <w:t>much</w:t>
+      </w:r>
+      <w:r>
+        <w:rPr>
+          <w:rFonts w:ascii="맑은 고딕" w:hAnsi="맑은 고딕" w:eastAsia="맑은 고딕"/>
+          <w:b w:val="0"/>
+          <w:color w:val="1F2430"/>
+          <w:sz w:val="20"/>
+        </w:rPr>
+        <w:t xml:space="preserve"> ) more than a painting to people of the Joseon dynasty.</w:t>
+      </w:r>
+    </w:p>
+    <w:p>
+      <w:pPr>
+        <w:spacing w:before="20" w:after="0" w:line="276" w:lineRule="auto"/>
+        <w:ind w:left="170"/>
+      </w:pPr>
+      <w:r>
+        <w:rPr>
+          <w:rFonts w:ascii="맑은 고딕" w:hAnsi="맑은 고딕" w:eastAsia="맑은 고딕"/>
+          <w:b w:val="0"/>
+          <w:color w:val="1F2430"/>
+          <w:sz w:val="20"/>
+        </w:rPr>
+        <w:t xml:space="preserve">2. It reminded them ( </w:t>
+      </w:r>
+      <w:r>
+        <w:rPr>
+          <w:rFonts w:ascii="맑은 고딕" w:hAnsi="맑은 고딕" w:eastAsia="맑은 고딕"/>
+          <w:b w:val="0"/>
+          <w:color w:val="1F2430"/>
+          <w:sz w:val="20"/>
+        </w:rPr>
+        <w:t>of</w:t>
+      </w:r>
+      <w:r>
+        <w:rPr>
+          <w:rFonts w:ascii="맑은 고딕" w:hAnsi="맑은 고딕" w:eastAsia="맑은 고딕"/>
+          <w:b w:val="0"/>
+          <w:color w:val="1F2430"/>
+          <w:sz w:val="20"/>
+        </w:rPr>
+        <w:t xml:space="preserve"> / to ) important values ( what / </w:t>
+      </w:r>
+      <w:r>
+        <w:rPr>
+          <w:rFonts w:ascii="맑은 고딕" w:hAnsi="맑은 고딕" w:eastAsia="맑은 고딕"/>
+          <w:b w:val="0"/>
+          <w:color w:val="1F2430"/>
+          <w:sz w:val="20"/>
+        </w:rPr>
         <w:t>that</w:t>
       </w:r>
       <w:r>
@@ -5290,7 +6287,7 @@
           <w:rFonts w:ascii="맑은 고딕" w:hAnsi="맑은 고딕" w:eastAsia="맑은 고딕"/>
           <w:b w:val="0"/>
           <w:color w:val="1F2430"/>
-          <w:sz w:val="21"/>
+          <w:sz w:val="20"/>
         </w:rPr>
         <w:t xml:space="preserve"> ) greatly influenced their behaviors and attitudes.</w:t>
       </w:r>
